--- a/docs/drop-tower-sop/drop-tower-sop-template.docx
+++ b/docs/drop-tower-sop/drop-tower-sop-template.docx
@@ -366,15 +366,7 @@
               <w:rPr>
                 <w:sz w:val="20"/>
               </w:rPr>
-              <w:t xml:space="preserve">Marcus Madsen, Jinkwan </w:t>
-            </w:r>
-            <w:r>
-              <w:rPr>
-                <w:b w:val="0"/>
-                <w:sz w:val="20"/>
-                <w:highlight w:val="lightGray"/>
-              </w:rPr>
-              <w:t>[last name]</w:t>
+              <w:t>Marcus Madsen, Jinkwan Han</w:t>
             </w:r>
           </w:p>
         </w:tc>
@@ -892,7 +884,7 @@
       <w:r>
         <w:t>7.2 Supporting the raised mass</w:t>
         <w:tab/>
-        <w:t>11</w:t>
+        <w:t>12</w:t>
       </w:r>
     </w:p>
     <w:p>
@@ -902,7 +894,7 @@
       <w:r>
         <w:t>8. Approved operating limits</w:t>
         <w:tab/>
-        <w:t>12</w:t>
+        <w:t>13</w:t>
       </w:r>
     </w:p>
     <w:p>
@@ -912,7 +904,7 @@
       <w:r>
         <w:t>9. Specimen and sensor setup</w:t>
         <w:tab/>
-        <w:t>12</w:t>
+        <w:t>14</w:t>
       </w:r>
     </w:p>
     <w:p>
@@ -922,7 +914,7 @@
       <w:r>
         <w:t>9.1 Securing the block</w:t>
         <w:tab/>
-        <w:t>12</w:t>
+        <w:t>14</w:t>
       </w:r>
     </w:p>
     <w:p>
@@ -932,7 +924,7 @@
       <w:r>
         <w:t>9.2 Using proper shock accelerometers</w:t>
         <w:tab/>
-        <w:t>13</w:t>
+        <w:t>14</w:t>
       </w:r>
     </w:p>
     <w:p>
@@ -942,7 +934,7 @@
       <w:r>
         <w:t>9.3 Accelerometer installation and handling</w:t>
         <w:tab/>
-        <w:t>14</w:t>
+        <w:t>15</w:t>
       </w:r>
     </w:p>
     <w:p>
@@ -952,7 +944,7 @@
       <w:r>
         <w:t>9.4 Securing accelerometer cable slack</w:t>
         <w:tab/>
-        <w:t>14</w:t>
+        <w:t>16</w:t>
       </w:r>
     </w:p>
     <w:p>
@@ -962,7 +954,7 @@
       <w:r>
         <w:t>10. Pre-test inspection</w:t>
         <w:tab/>
-        <w:t>15</w:t>
+        <w:t>17</w:t>
       </w:r>
     </w:p>
     <w:p>
@@ -972,7 +964,7 @@
       <w:r>
         <w:t>11. DAQ readiness</w:t>
         <w:tab/>
-        <w:t>16</w:t>
+        <w:t>18</w:t>
       </w:r>
     </w:p>
     <w:p>
@@ -982,7 +974,7 @@
       <w:r>
         <w:t>12. Running a drop</w:t>
         <w:tab/>
-        <w:t>17</w:t>
+        <w:t>19</w:t>
       </w:r>
     </w:p>
     <w:p>
@@ -992,7 +984,7 @@
       <w:r>
         <w:t>12.1 Pre-drop checklist and communication</w:t>
         <w:tab/>
-        <w:t>17</w:t>
+        <w:t>19</w:t>
       </w:r>
     </w:p>
     <w:p>
@@ -1002,7 +994,7 @@
       <w:r>
         <w:t>12.2 Rebound and secondary impacts</w:t>
         <w:tab/>
-        <w:t>18</w:t>
+        <w:t>20</w:t>
       </w:r>
     </w:p>
     <w:p>
@@ -1012,7 +1004,7 @@
       <w:r>
         <w:t>12.3 Increasing test severity</w:t>
         <w:tab/>
-        <w:t>18</w:t>
+        <w:t>20</w:t>
       </w:r>
     </w:p>
     <w:p>
@@ -1022,7 +1014,7 @@
       <w:r>
         <w:t>13. Stop-work conditions</w:t>
         <w:tab/>
-        <w:t>19</w:t>
+        <w:t>21</w:t>
       </w:r>
     </w:p>
     <w:p>
@@ -1032,7 +1024,7 @@
       <w:r>
         <w:t>14. Failed release, interrupted test and emergency stop</w:t>
         <w:tab/>
-        <w:t>19</w:t>
+        <w:t>21</w:t>
       </w:r>
     </w:p>
     <w:p>
@@ -1042,7 +1034,7 @@
       <w:r>
         <w:t>15. Post-test inspection</w:t>
         <w:tab/>
-        <w:t>20</w:t>
+        <w:t>22</w:t>
       </w:r>
     </w:p>
     <w:p>
@@ -1052,7 +1044,7 @@
       <w:r>
         <w:t>16. Leaving the machine</w:t>
         <w:tab/>
-        <w:t>21</w:t>
+        <w:t>22</w:t>
       </w:r>
     </w:p>
     <w:p>
@@ -1062,7 +1054,7 @@
       <w:r>
         <w:t>16.1 Leaving the machine during operation</w:t>
         <w:tab/>
-        <w:t>21</w:t>
+        <w:t>22</w:t>
       </w:r>
     </w:p>
     <w:p>
@@ -1072,7 +1064,7 @@
       <w:r>
         <w:t>16.2 Leaving the system pressurized</w:t>
         <w:tab/>
-        <w:t>21</w:t>
+        <w:t>23</w:t>
       </w:r>
     </w:p>
     <w:p>
@@ -1082,7 +1074,7 @@
       <w:r>
         <w:t>16.3 Leaving the system in a secure state</w:t>
         <w:tab/>
-        <w:t>21</w:t>
+        <w:t>23</w:t>
       </w:r>
     </w:p>
     <w:p>
@@ -1092,7 +1084,7 @@
       <w:r>
         <w:t>17. Test and incident log</w:t>
         <w:tab/>
-        <w:t>22</w:t>
+        <w:t>24</w:t>
       </w:r>
     </w:p>
     <w:p>
@@ -1102,7 +1094,7 @@
       <w:r>
         <w:t>17.1 What to record</w:t>
         <w:tab/>
-        <w:t>22</w:t>
+        <w:t>24</w:t>
       </w:r>
     </w:p>
     <w:p>
@@ -1112,7 +1104,7 @@
       <w:r>
         <w:t>17.2 Events that need immediate supervisor notification</w:t>
         <w:tab/>
-        <w:t>22</w:t>
+        <w:t>24</w:t>
       </w:r>
     </w:p>
     <w:p>
@@ -1122,7 +1114,7 @@
       <w:r>
         <w:t>17.3 Previous incidents and preventive steps</w:t>
         <w:tab/>
-        <w:t>23</w:t>
+        <w:t>24</w:t>
       </w:r>
     </w:p>
     <w:p>
@@ -1132,7 +1124,7 @@
       <w:r>
         <w:t>18. Training and authorization</w:t>
         <w:tab/>
-        <w:t>23</w:t>
+        <w:t>25</w:t>
       </w:r>
     </w:p>
     <w:p>
@@ -1142,7 +1134,7 @@
       <w:r>
         <w:t>19. Approval and revision history</w:t>
         <w:tab/>
-        <w:t>24</w:t>
+        <w:t>26</w:t>
       </w:r>
     </w:p>
     <w:p>
@@ -1152,7 +1144,7 @@
       <w:r>
         <w:t>Appendix A. Requirement coverage</w:t>
         <w:tab/>
-        <w:t>25</w:t>
+        <w:t>27</w:t>
       </w:r>
     </w:p>
     <w:p>
@@ -1162,7 +1154,7 @@
       <w:r>
         <w:t>Appendix B. Session test log</w:t>
         <w:tab/>
-        <w:t>25</w:t>
+        <w:t>27</w:t>
       </w:r>
     </w:p>
     <w:p>
@@ -1172,7 +1164,7 @@
       <w:r>
         <w:t>Appendix C. Incident report</w:t>
         <w:tab/>
-        <w:t>26</w:t>
+        <w:t>28</w:t>
       </w:r>
     </w:p>
     <w:p>
@@ -1182,7 +1174,7 @@
       <w:r>
         <w:t>Appendix D. Source records</w:t>
         <w:tab/>
-        <w:t>26</w:t>
+        <w:t>28</w:t>
       </w:r>
       <w:r>
         <w:fldChar w:fldCharType="end"/>
@@ -2128,7 +2120,7 @@
               <w:rPr>
                 <w:sz w:val="20"/>
               </w:rPr>
-              <w:t>Accelerometers tight. Cables clamped, slack loop clear of the carriage, guide rods, brakes and absorber over the full travel and rebound.</w:t>
+              <w:t>Accelerometers tight. Cables clamped, slack loop clear of the drop block, guide rods, brakes and absorber over the full travel and rebound.</w:t>
             </w:r>
           </w:p>
         </w:tc>
@@ -2590,7 +2582,7 @@
               <w:rPr>
                 <w:sz w:val="20"/>
               </w:rPr>
-              <w:t>Carriage is held by the brakes and all motion has stopped before anyone approaches.</w:t>
+              <w:t>Drop block is held by the brakes and all motion has stopped before anyone approaches.</w:t>
             </w:r>
           </w:p>
         </w:tc>
@@ -2926,7 +2918,7 @@
               <w:rPr>
                 <w:sz w:val="20"/>
               </w:rPr>
-              <w:t xml:space="preserve">Carriage lowered to </w:t>
+              <w:t xml:space="preserve">Drop block lowered to </w:t>
             </w:r>
             <w:r>
               <w:rPr>
@@ -3454,7 +3446,7 @@
       </w:hyperlink>
       <w:r>
         <w:rPr/>
-        <w:t>, Figure 5). The cable had been intermittent for an hour on 2026-10-17 before it failed (</w:t>
+        <w:t>, Figure 7 (b)). The cable had been intermittent for an hour on 2026-10-17 before it failed (</w:t>
       </w:r>
       <w:hyperlink r:id="rId16">
         <w:r>
@@ -3463,6 +3455,19 @@
             <w:u w:val="single"/>
           </w:rPr>
           <w:t xml:space="preserve">CH5 fault analysis</w:t>
+        </w:r>
+      </w:hyperlink>
+      <w:r>
+        <w:rPr/>
+        <w:t>). Use was also halted on 2026-08-04, when a guide-rod locking pin broke and the tower turned out to run with its pins out of their housing (</w:t>
+      </w:r>
+      <w:hyperlink r:id="rId17">
+        <w:r>
+          <w:rPr>
+            <w:color w:val="0563C1"/>
+            <w:u w:val="single"/>
+          </w:rPr>
+          <w:t xml:space="preserve">issue #92</w:t>
         </w:r>
       </w:hyperlink>
       <w:r>
@@ -3576,7 +3581,7 @@
               <w:rPr>
                 <w:sz w:val="19"/>
               </w:rPr>
-              <w:t>The Lansmont Model 23 shock test system in CB 152A: frame, guide rods, hoist, latch, carriage, brakes, absorber and controller.</w:t>
+              <w:t>The Lansmont Model 23 shock test system in CB 152A: frame, guide rods, hoist, latch, drop block, brakes, absorber and controller.</w:t>
             </w:r>
           </w:p>
         </w:tc>
@@ -3594,7 +3599,7 @@
               <w:rPr>
                 <w:sz w:val="19"/>
               </w:rPr>
-              <w:t>Carriage (drop mass)</w:t>
+              <w:t>Drop block (carriage, drop mass)</w:t>
             </w:r>
           </w:p>
         </w:tc>
@@ -3610,7 +3615,75 @@
               <w:rPr>
                 <w:sz w:val="19"/>
               </w:rPr>
-              <w:t xml:space="preserve">The table that is raised and dropped, with everything fastened to it. </w:t>
+              <w:t>The block that the hoist raises, the latch holds and releases, and the brakes catch, with everything fastened to it. The specimen sits on it.</w:t>
+            </w:r>
+          </w:p>
+        </w:tc>
+      </w:tr>
+      <w:tr>
+        <w:tc>
+          <w:tcPr>
+            <w:tcW w:type="dxa" w:w="2304"/>
+          </w:tcPr>
+          <w:p>
+            <w:pPr>
+              <w:spacing w:after="20"/>
+            </w:pPr>
+            <w:r>
+              <w:rPr>
+                <w:sz w:val="19"/>
+              </w:rPr>
+              <w:t>Guide-rod locking pins</w:t>
+            </w:r>
+          </w:p>
+        </w:tc>
+        <w:tc>
+          <w:tcPr>
+            <w:tcW w:type="dxa" w:w="7056"/>
+          </w:tcPr>
+          <w:p>
+            <w:pPr>
+              <w:spacing w:after="20"/>
+            </w:pPr>
+            <w:r>
+              <w:rPr>
+                <w:sz w:val="19"/>
+              </w:rPr>
+              <w:t>Two pins that go through cross-holes in the guide rods to hold up the raised drop block while someone works under it, for example to change the absorber mat. When not in use they sit in their housing, which is part of the tower's safety circuit (Figure 5).</w:t>
+            </w:r>
+          </w:p>
+        </w:tc>
+      </w:tr>
+      <w:tr>
+        <w:tc>
+          <w:tcPr>
+            <w:tcW w:type="dxa" w:w="2304"/>
+          </w:tcPr>
+          <w:p>
+            <w:pPr>
+              <w:spacing w:after="20"/>
+            </w:pPr>
+            <w:r>
+              <w:rPr>
+                <w:sz w:val="19"/>
+              </w:rPr>
+              <w:t>Hoist (pulley)</w:t>
+            </w:r>
+          </w:p>
+        </w:tc>
+        <w:tc>
+          <w:tcPr>
+            <w:tcW w:type="dxa" w:w="7056"/>
+          </w:tcPr>
+          <w:p>
+            <w:pPr>
+              <w:spacing w:after="20"/>
+            </w:pPr>
+            <w:r>
+              <w:rPr>
+                <w:sz w:val="19"/>
+              </w:rPr>
+              <w:t xml:space="preserve">Raises the drop block to the drop height. </w:t>
             </w:r>
             <w:r>
               <w:rPr>
@@ -3618,7 +3691,7 @@
                 <w:sz w:val="19"/>
                 <w:highlight w:val="lightGray"/>
               </w:rPr>
-              <w:t>[Confirm the term used on the machine.]</w:t>
+              <w:t>[Confirm: chain hoist on the top of the frame.]</w:t>
             </w:r>
           </w:p>
         </w:tc>
@@ -3636,7 +3709,143 @@
               <w:rPr>
                 <w:sz w:val="19"/>
               </w:rPr>
-              <w:t>Block</w:t>
+              <w:t>Latch</w:t>
+            </w:r>
+          </w:p>
+        </w:tc>
+        <w:tc>
+          <w:tcPr>
+            <w:tcW w:type="dxa" w:w="7056"/>
+          </w:tcPr>
+          <w:p>
+            <w:pPr>
+              <w:spacing w:after="20"/>
+            </w:pPr>
+            <w:r>
+              <w:rPr>
+                <w:sz w:val="19"/>
+              </w:rPr>
+              <w:t>Holds the drop block at the drop height until release. The release hook is part of it.</w:t>
+            </w:r>
+          </w:p>
+        </w:tc>
+      </w:tr>
+      <w:tr>
+        <w:tc>
+          <w:tcPr>
+            <w:tcW w:type="dxa" w:w="2304"/>
+          </w:tcPr>
+          <w:p>
+            <w:pPr>
+              <w:spacing w:after="20"/>
+            </w:pPr>
+            <w:r>
+              <w:rPr>
+                <w:sz w:val="19"/>
+              </w:rPr>
+              <w:t>Brakes</w:t>
+            </w:r>
+          </w:p>
+        </w:tc>
+        <w:tc>
+          <w:tcPr>
+            <w:tcW w:type="dxa" w:w="7056"/>
+          </w:tcPr>
+          <w:p>
+            <w:pPr>
+              <w:spacing w:after="20"/>
+            </w:pPr>
+            <w:r>
+              <w:rPr>
+                <w:sz w:val="19"/>
+              </w:rPr>
+              <w:t>The anti-rebound brakes that catch the drop block after it bounces off the absorber, so it does not strike a second time.</w:t>
+            </w:r>
+          </w:p>
+        </w:tc>
+      </w:tr>
+      <w:tr>
+        <w:tc>
+          <w:tcPr>
+            <w:tcW w:type="dxa" w:w="2304"/>
+          </w:tcPr>
+          <w:p>
+            <w:pPr>
+              <w:spacing w:after="20"/>
+            </w:pPr>
+            <w:r>
+              <w:rPr>
+                <w:sz w:val="19"/>
+              </w:rPr>
+              <w:t>Absorber (mat, programmer)</w:t>
+            </w:r>
+          </w:p>
+        </w:tc>
+        <w:tc>
+          <w:tcPr>
+            <w:tcW w:type="dxa" w:w="7056"/>
+          </w:tcPr>
+          <w:p>
+            <w:pPr>
+              <w:spacing w:after="20"/>
+            </w:pPr>
+            <w:r>
+              <w:rPr>
+                <w:sz w:val="19"/>
+              </w:rPr>
+              <w:t>The material the drop block strikes, which shapes the shock pulse: felt, cardboard or polyurethane sheet in this project.</w:t>
+            </w:r>
+          </w:p>
+        </w:tc>
+      </w:tr>
+      <w:tr>
+        <w:tc>
+          <w:tcPr>
+            <w:tcW w:type="dxa" w:w="2304"/>
+          </w:tcPr>
+          <w:p>
+            <w:pPr>
+              <w:spacing w:after="20"/>
+            </w:pPr>
+            <w:r>
+              <w:rPr>
+                <w:sz w:val="19"/>
+              </w:rPr>
+              <w:t>Bungee cords</w:t>
+            </w:r>
+          </w:p>
+        </w:tc>
+        <w:tc>
+          <w:tcPr>
+            <w:tcW w:type="dxa" w:w="7056"/>
+          </w:tcPr>
+          <w:p>
+            <w:pPr>
+              <w:spacing w:after="20"/>
+            </w:pPr>
+            <w:r>
+              <w:rPr>
+                <w:sz w:val="19"/>
+              </w:rPr>
+              <w:t>Elastic cords that can be attached to the drop block to pull it down faster than free fall. They store energy while the drop block is raised.</w:t>
+            </w:r>
+          </w:p>
+        </w:tc>
+      </w:tr>
+      <w:tr>
+        <w:tc>
+          <w:tcPr>
+            <w:tcW w:type="dxa" w:w="2304"/>
+          </w:tcPr>
+          <w:p>
+            <w:pPr>
+              <w:spacing w:after="20"/>
+            </w:pPr>
+            <w:r>
+              <w:rPr>
+                <w:sz w:val="19"/>
+              </w:rPr>
+              <w:t>Safety key</w:t>
             </w:r>
           </w:p>
         </w:tc>
@@ -3654,221 +3863,7 @@
                 <w:sz w:val="19"/>
                 <w:highlight w:val="lightGray"/>
               </w:rPr>
-              <w:t>[Define: for example the fixture block fastened to the carriage table that the specimen and base plate sit on.]</w:t>
-            </w:r>
-          </w:p>
-        </w:tc>
-      </w:tr>
-      <w:tr>
-        <w:tc>
-          <w:tcPr>
-            <w:tcW w:type="dxa" w:w="2304"/>
-          </w:tcPr>
-          <w:p>
-            <w:pPr>
-              <w:spacing w:after="20"/>
-            </w:pPr>
-            <w:r>
-              <w:rPr>
-                <w:sz w:val="19"/>
-              </w:rPr>
-              <w:t>Hoist (pulley)</w:t>
-            </w:r>
-          </w:p>
-        </w:tc>
-        <w:tc>
-          <w:tcPr>
-            <w:tcW w:type="dxa" w:w="7056"/>
-          </w:tcPr>
-          <w:p>
-            <w:pPr>
-              <w:spacing w:after="20"/>
-            </w:pPr>
-            <w:r>
-              <w:rPr>
-                <w:sz w:val="19"/>
-              </w:rPr>
-              <w:t xml:space="preserve">Raises the carriage to the drop height. </w:t>
-            </w:r>
-            <w:r>
-              <w:rPr>
-                <w:b w:val="0"/>
-                <w:sz w:val="19"/>
-                <w:highlight w:val="lightGray"/>
-              </w:rPr>
-              <w:t>[Confirm: chain hoist on the top of the frame.]</w:t>
-            </w:r>
-          </w:p>
-        </w:tc>
-      </w:tr>
-      <w:tr>
-        <w:tc>
-          <w:tcPr>
-            <w:tcW w:type="dxa" w:w="2304"/>
-          </w:tcPr>
-          <w:p>
-            <w:pPr>
-              <w:spacing w:after="20"/>
-            </w:pPr>
-            <w:r>
-              <w:rPr>
-                <w:sz w:val="19"/>
-              </w:rPr>
-              <w:t>Latch</w:t>
-            </w:r>
-          </w:p>
-        </w:tc>
-        <w:tc>
-          <w:tcPr>
-            <w:tcW w:type="dxa" w:w="7056"/>
-          </w:tcPr>
-          <w:p>
-            <w:pPr>
-              <w:spacing w:after="20"/>
-            </w:pPr>
-            <w:r>
-              <w:rPr>
-                <w:sz w:val="19"/>
-              </w:rPr>
-              <w:t>Holds the carriage at the drop height until release. The release hook is part of it.</w:t>
-            </w:r>
-          </w:p>
-        </w:tc>
-      </w:tr>
-      <w:tr>
-        <w:tc>
-          <w:tcPr>
-            <w:tcW w:type="dxa" w:w="2304"/>
-          </w:tcPr>
-          <w:p>
-            <w:pPr>
-              <w:spacing w:after="20"/>
-            </w:pPr>
-            <w:r>
-              <w:rPr>
-                <w:sz w:val="19"/>
-              </w:rPr>
-              <w:t>Brakes</w:t>
-            </w:r>
-          </w:p>
-        </w:tc>
-        <w:tc>
-          <w:tcPr>
-            <w:tcW w:type="dxa" w:w="7056"/>
-          </w:tcPr>
-          <w:p>
-            <w:pPr>
-              <w:spacing w:after="20"/>
-            </w:pPr>
-            <w:r>
-              <w:rPr>
-                <w:sz w:val="19"/>
-              </w:rPr>
-              <w:t>The anti-rebound brakes that catch the carriage after it bounces off the absorber, so it does not strike a second time.</w:t>
-            </w:r>
-          </w:p>
-        </w:tc>
-      </w:tr>
-      <w:tr>
-        <w:tc>
-          <w:tcPr>
-            <w:tcW w:type="dxa" w:w="2304"/>
-          </w:tcPr>
-          <w:p>
-            <w:pPr>
-              <w:spacing w:after="20"/>
-            </w:pPr>
-            <w:r>
-              <w:rPr>
-                <w:sz w:val="19"/>
-              </w:rPr>
-              <w:t>Absorber (programmer)</w:t>
-            </w:r>
-          </w:p>
-        </w:tc>
-        <w:tc>
-          <w:tcPr>
-            <w:tcW w:type="dxa" w:w="7056"/>
-          </w:tcPr>
-          <w:p>
-            <w:pPr>
-              <w:spacing w:after="20"/>
-            </w:pPr>
-            <w:r>
-              <w:rPr>
-                <w:sz w:val="19"/>
-              </w:rPr>
-              <w:t>The material stack the carriage strikes, which shapes the shock pulse: felt, cardboard or polyurethane sheet in this project.</w:t>
-            </w:r>
-          </w:p>
-        </w:tc>
-      </w:tr>
-      <w:tr>
-        <w:tc>
-          <w:tcPr>
-            <w:tcW w:type="dxa" w:w="2304"/>
-          </w:tcPr>
-          <w:p>
-            <w:pPr>
-              <w:spacing w:after="20"/>
-            </w:pPr>
-            <w:r>
-              <w:rPr>
-                <w:sz w:val="19"/>
-              </w:rPr>
-              <w:t>Bungee cords</w:t>
-            </w:r>
-          </w:p>
-        </w:tc>
-        <w:tc>
-          <w:tcPr>
-            <w:tcW w:type="dxa" w:w="7056"/>
-          </w:tcPr>
-          <w:p>
-            <w:pPr>
-              <w:spacing w:after="20"/>
-            </w:pPr>
-            <w:r>
-              <w:rPr>
-                <w:sz w:val="19"/>
-              </w:rPr>
-              <w:t>Elastic cords that can be attached to the carriage to pull it down faster than free fall. They store energy while the carriage is raised.</w:t>
-            </w:r>
-          </w:p>
-        </w:tc>
-      </w:tr>
-      <w:tr>
-        <w:tc>
-          <w:tcPr>
-            <w:tcW w:type="dxa" w:w="2304"/>
-          </w:tcPr>
-          <w:p>
-            <w:pPr>
-              <w:spacing w:after="20"/>
-            </w:pPr>
-            <w:r>
-              <w:rPr>
-                <w:sz w:val="19"/>
-              </w:rPr>
-              <w:t>Safety key</w:t>
-            </w:r>
-          </w:p>
-        </w:tc>
-        <w:tc>
-          <w:tcPr>
-            <w:tcW w:type="dxa" w:w="7056"/>
-          </w:tcPr>
-          <w:p>
-            <w:pPr>
-              <w:spacing w:after="20"/>
-            </w:pPr>
-            <w:r>
-              <w:rPr>
-                <w:b w:val="0"/>
-                <w:sz w:val="19"/>
-                <w:highlight w:val="lightGray"/>
-              </w:rPr>
-              <w:t>[Describe the key, where it goes in, and what it disables.]</w:t>
+              <w:t>[Confirm: the key in the System Power OFF/ON/START switch on the TouchTest Shock console (Figure 4). Describe what it disables.]</w:t>
             </w:r>
           </w:p>
         </w:tc>
@@ -4242,15 +4237,7 @@
               <w:rPr>
                 <w:sz w:val="19"/>
               </w:rPr>
-              <w:t xml:space="preserve">Marcus Madsen, Jinkwan </w:t>
-            </w:r>
-            <w:r>
-              <w:rPr>
-                <w:b w:val="0"/>
-                <w:sz w:val="19"/>
-                <w:highlight w:val="lightGray"/>
-              </w:rPr>
-              <w:t>[last name]</w:t>
+              <w:t>Marcus Madsen, Jinkwan Han</w:t>
             </w:r>
           </w:p>
         </w:tc>
@@ -4366,7 +4353,7 @@
               <w:rPr>
                 <w:sz w:val="19"/>
               </w:rPr>
-              <w:t>Holds the safety key during the drop sequence, gives the calls, releases the carriage.</w:t>
+              <w:t>Holds the safety key during the drop sequence, gives the calls, releases the drop block.</w:t>
             </w:r>
           </w:p>
         </w:tc>
@@ -4455,7 +4442,7 @@
         <w:rPr/>
         <w:t xml:space="preserve"> and the CB 152A workspace notes from 2026-10-13 (</w:t>
       </w:r>
-      <w:hyperlink r:id="rId17">
+      <w:hyperlink r:id="rId18">
         <w:r>
           <w:rPr>
             <w:color w:val="0563C1"/>
@@ -4489,7 +4476,7 @@
         <w:rPr/>
         <w:t xml:space="preserve">Get your BYU email added to the </w:t>
       </w:r>
-      <w:hyperlink r:id="rId18">
+      <w:hyperlink r:id="rId19">
         <w:r>
           <w:rPr>
             <w:color w:val="0563C1"/>
@@ -4611,7 +4598,7 @@
                     <pic:cNvPicPr/>
                   </pic:nvPicPr>
                   <pic:blipFill>
-                    <a:blip r:embed="rId19"/>
+                    <a:blip r:embed="rId20"/>
                     <a:stretch>
                       <a:fillRect/>
                     </a:stretch>
@@ -4657,7 +4644,7 @@
         </w:rPr>
         <w:t xml:space="preserve">Photos: Marcus Madsen, </w:t>
       </w:r>
-      <w:hyperlink r:id="rId17">
+      <w:hyperlink r:id="rId18">
         <w:r>
           <w:rPr>
             <w:color w:val="0563C1"/>
@@ -4711,7 +4698,7 @@
               <w:rPr/>
               <w:t xml:space="preserve">Values from the Lansmont M23 data sheet (October 2025 revision) as transcribed in the </w:t>
             </w:r>
-            <w:hyperlink r:id="rId20">
+            <w:hyperlink r:id="rId21">
               <w:r>
                 <w:rPr>
                   <w:color w:val="0563C1"/>
@@ -5062,7 +5049,7 @@
                     <w:rPr>
                       <w:sz w:val="18"/>
                     </w:rPr>
-                    <w:t xml:space="preserve">Plant air at 90 psi (6.2 bar). </w:t>
+                    <w:t xml:space="preserve">Plant air at 90 psi (6.2 bar), through filter-regulators on the wall behind the tower. </w:t>
                   </w:r>
                   <w:r>
                     <w:rPr>
@@ -5148,7 +5135,7 @@
                       <w:sz w:val="18"/>
                       <w:highlight w:val="lightGray"/>
                     </w:rPr>
-                    <w:t>[Equipped? Location? See section 14.]</w:t>
+                    <w:t>[Equipped? Is it the round button on the console? See section 14.]</w:t>
                   </w:r>
                 </w:p>
               </w:tc>
@@ -5218,7 +5205,7 @@
                           <pic:cNvPicPr/>
                         </pic:nvPicPr>
                         <pic:blipFill>
-                          <a:blip r:embed="rId21"/>
+                          <a:blip r:embed="rId22"/>
                           <a:stretch>
                             <a:fillRect/>
                           </a:stretch>
@@ -5252,7 +5239,7 @@
               <w:rPr>
                 <w:sz w:val="18"/>
               </w:rPr>
-              <w:t xml:space="preserve">Lansmont Model 23: hoist at the top, carriage on the guide rods, brake and air components at the base. </w:t>
+              <w:t xml:space="preserve">Lansmont Model 23: hoist at the top, drop block on the guide rods, brake and air components at the base. </w:t>
             </w:r>
             <w:r>
               <w:rPr>
@@ -5272,7 +5259,7 @@
               </w:rPr>
               <w:t xml:space="preserve">Vendor photo, </w:t>
             </w:r>
-            <w:hyperlink r:id="rId22">
+            <w:hyperlink r:id="rId23">
               <w:r>
                 <w:rPr>
                   <w:color w:val="0563C1"/>
@@ -5309,9 +5296,9 @@
     <w:p>
       <w:r>
         <w:rPr/>
-        <w:t xml:space="preserve">Channel use in the 2026 campaigns, from the TP4 settings re-entered on 2026-08-18 (Figure 6) and the per-campaign records on </w:t>
-      </w:r>
-      <w:hyperlink r:id="rId23">
+        <w:t xml:space="preserve">Channel use in the 2026 campaigns, from the TP4 settings re-entered on 2026-08-18 (Figure 8) and the per-campaign records on </w:t>
+      </w:r>
+      <w:hyperlink r:id="rId24">
         <w:r>
           <w:rPr>
             <w:color w:val="0563C1"/>
@@ -5322,7 +5309,20 @@
       </w:hyperlink>
       <w:r>
         <w:rPr/>
-        <w:t>. Sensor models, serial numbers and calibration sheets have not been recorded yet. Fill them in here and in table 9.2.</w:t>
+        <w:t xml:space="preserve">. The Dytran model and serial number are from </w:t>
+      </w:r>
+      <w:hyperlink r:id="rId25">
+        <w:r>
+          <w:rPr>
+            <w:color w:val="0563C1"/>
+            <w:u w:val="single"/>
+          </w:rPr>
+          <w:t xml:space="preserve">PR #74</w:t>
+        </w:r>
+      </w:hyperlink>
+      <w:r>
+        <w:rPr/>
+        <w:t>; the CH5 model is read off its case (Figure 1 (c)). Ranges, shock ratings and calibration dates go in the table in section 9.2.</w:t>
       </w:r>
     </w:p>
     <w:tbl>
@@ -5472,7 +5472,105 @@
               <w:rPr>
                 <w:sz w:val="17"/>
               </w:rPr>
-              <w:t xml:space="preserve">High-range tri-axis accelerometer </w:t>
+              <w:t>Dytran 3133A4 tri-axis, SN 11799</w:t>
+            </w:r>
+          </w:p>
+        </w:tc>
+        <w:tc>
+          <w:tcPr>
+            <w:tcW w:type="dxa" w:w="2520"/>
+          </w:tcPr>
+          <w:p>
+            <w:pPr>
+              <w:spacing w:after="20"/>
+            </w:pPr>
+            <w:r>
+              <w:rPr>
+                <w:sz w:val="17"/>
+              </w:rPr>
+              <w:t>Top vertex of the specimen, in the printed key seat, held with wax; cable clamped to a rod</w:t>
+            </w:r>
+          </w:p>
+        </w:tc>
+        <w:tc>
+          <w:tcPr>
+            <w:tcW w:type="dxa" w:w="1512"/>
+          </w:tcPr>
+          <w:p>
+            <w:pPr>
+              <w:spacing w:after="20"/>
+            </w:pPr>
+            <w:r>
+              <w:rPr>
+                <w:sz w:val="17"/>
+              </w:rPr>
+              <w:t>14,492.8 / 14,992.5 / 13,624.0 G</w:t>
+            </w:r>
+          </w:p>
+        </w:tc>
+        <w:tc>
+          <w:tcPr>
+            <w:tcW w:type="dxa" w:w="1368"/>
+          </w:tcPr>
+          <w:p>
+            <w:pPr>
+              <w:spacing w:after="20"/>
+            </w:pPr>
+            <w:r>
+              <w:rPr>
+                <w:sz w:val="17"/>
+              </w:rPr>
+              <w:t>0.690 / 0.667 / 0.734 mV/G</w:t>
+            </w:r>
+          </w:p>
+        </w:tc>
+        <w:tc>
+          <w:tcPr>
+            <w:tcW w:type="dxa" w:w="1008"/>
+          </w:tcPr>
+          <w:p>
+            <w:pPr>
+              <w:spacing w:after="20"/>
+            </w:pPr>
+            <w:r>
+              <w:rPr>
+                <w:sz w:val="17"/>
+              </w:rPr>
+              <w:t>Output ("TOP")</w:t>
+            </w:r>
+          </w:p>
+        </w:tc>
+      </w:tr>
+      <w:tr>
+        <w:tc>
+          <w:tcPr>
+            <w:tcW w:type="dxa" w:w="1080"/>
+          </w:tcPr>
+          <w:p>
+            <w:pPr>
+              <w:spacing w:after="20"/>
+            </w:pPr>
+            <w:r>
+              <w:rPr>
+                <w:sz w:val="17"/>
+              </w:rPr>
+              <w:t>CH5</w:t>
+            </w:r>
+          </w:p>
+        </w:tc>
+        <w:tc>
+          <w:tcPr>
+            <w:tcW w:type="dxa" w:w="1872"/>
+          </w:tcPr>
+          <w:p>
+            <w:pPr>
+              <w:spacing w:after="20"/>
+            </w:pPr>
+            <w:r>
+              <w:rPr>
+                <w:sz w:val="17"/>
+              </w:rPr>
+              <w:t xml:space="preserve">Single-axis, 10,000 g class. Case label: PCB 350C04, SN 73149 </w:t>
             </w:r>
             <w:r>
               <w:rPr>
@@ -5480,7 +5578,7 @@
                 <w:sz w:val="17"/>
                 <w:highlight w:val="lightGray"/>
               </w:rPr>
-              <w:t>[model, serial]</w:t>
+              <w:t>[confirm]</w:t>
             </w:r>
           </w:p>
         </w:tc>
@@ -5496,7 +5594,7 @@
               <w:rPr>
                 <w:sz w:val="17"/>
               </w:rPr>
-              <w:t>Top vertex of the specimen, in the printed key seat, held with wax; cable clamped to a rod</w:t>
+              <w:t>Base acrylic plate, taped (wax in earlier runs)</w:t>
             </w:r>
           </w:p>
         </w:tc>
@@ -5512,7 +5610,7 @@
               <w:rPr>
                 <w:sz w:val="17"/>
               </w:rPr>
-              <w:t>14,492.8 / 14,992.5 / 13,624.0 G</w:t>
+              <w:t>9,442.9 G</w:t>
             </w:r>
           </w:p>
         </w:tc>
@@ -5528,7 +5626,7 @@
               <w:rPr>
                 <w:sz w:val="17"/>
               </w:rPr>
-              <w:t>0.690 / 0.667 / 0.734 mV/G</w:t>
+              <w:t>1.059 mV/G</w:t>
             </w:r>
           </w:p>
         </w:tc>
@@ -5544,7 +5642,7 @@
               <w:rPr>
                 <w:sz w:val="17"/>
               </w:rPr>
-              <w:t>Output ("TOP")</w:t>
+              <w:t>Input and trigger</w:t>
             </w:r>
           </w:p>
         </w:tc>
@@ -5562,7 +5660,7 @@
               <w:rPr>
                 <w:sz w:val="17"/>
               </w:rPr>
-              <w:t>CH5</w:t>
+              <w:t>DAQ</w:t>
             </w:r>
           </w:p>
         </w:tc>
@@ -5578,7 +5676,7 @@
               <w:rPr>
                 <w:sz w:val="17"/>
               </w:rPr>
-              <w:t xml:space="preserve">Single-axis accelerometer, 10,000 g class </w:t>
+              <w:t xml:space="preserve">Lansmont TP4 </w:t>
             </w:r>
             <w:r>
               <w:rPr>
@@ -5586,7 +5684,7 @@
                 <w:sz w:val="17"/>
                 <w:highlight w:val="lightGray"/>
               </w:rPr>
-              <w:t>[model, serial]</w:t>
+              <w:t>[serial]</w:t>
             </w:r>
           </w:p>
         </w:tc>
@@ -5598,118 +5696,12 @@
             <w:pPr>
               <w:spacing w:after="20"/>
             </w:pPr>
-            <w:r>
-              <w:rPr>
-                <w:sz w:val="17"/>
-              </w:rPr>
-              <w:t>Base acrylic plate, taped (wax in earlier runs)</w:t>
-            </w:r>
-          </w:p>
-        </w:tc>
-        <w:tc>
-          <w:tcPr>
-            <w:tcW w:type="dxa" w:w="1512"/>
-          </w:tcPr>
-          <w:p>
-            <w:pPr>
-              <w:spacing w:after="20"/>
-            </w:pPr>
-            <w:r>
-              <w:rPr>
-                <w:sz w:val="17"/>
-              </w:rPr>
-              <w:t>9,442.9 G</w:t>
-            </w:r>
-          </w:p>
-        </w:tc>
-        <w:tc>
-          <w:tcPr>
-            <w:tcW w:type="dxa" w:w="1368"/>
-          </w:tcPr>
-          <w:p>
-            <w:pPr>
-              <w:spacing w:after="20"/>
-            </w:pPr>
-            <w:r>
-              <w:rPr>
-                <w:sz w:val="17"/>
-              </w:rPr>
-              <w:t>1.059 mV/G</w:t>
-            </w:r>
-          </w:p>
-        </w:tc>
-        <w:tc>
-          <w:tcPr>
-            <w:tcW w:type="dxa" w:w="1008"/>
-          </w:tcPr>
-          <w:p>
-            <w:pPr>
-              <w:spacing w:after="20"/>
-            </w:pPr>
-            <w:r>
-              <w:rPr>
-                <w:sz w:val="17"/>
-              </w:rPr>
-              <w:t>Input and trigger</w:t>
-            </w:r>
-          </w:p>
-        </w:tc>
-      </w:tr>
-      <w:tr>
-        <w:tc>
-          <w:tcPr>
-            <w:tcW w:type="dxa" w:w="1080"/>
-          </w:tcPr>
-          <w:p>
-            <w:pPr>
-              <w:spacing w:after="20"/>
-            </w:pPr>
-            <w:r>
-              <w:rPr>
-                <w:sz w:val="17"/>
-              </w:rPr>
-              <w:t>DAQ</w:t>
-            </w:r>
-          </w:p>
-        </w:tc>
-        <w:tc>
-          <w:tcPr>
-            <w:tcW w:type="dxa" w:w="1872"/>
-          </w:tcPr>
-          <w:p>
-            <w:pPr>
-              <w:spacing w:after="20"/>
-            </w:pPr>
-            <w:r>
-              <w:rPr>
-                <w:sz w:val="17"/>
-              </w:rPr>
-              <w:t xml:space="preserve">Lansmont TP4 </w:t>
-            </w:r>
             <w:r>
               <w:rPr>
                 <w:b w:val="0"/>
                 <w:sz w:val="17"/>
                 <w:highlight w:val="lightGray"/>
               </w:rPr>
-              <w:t>[serial]</w:t>
-            </w:r>
-          </w:p>
-        </w:tc>
-        <w:tc>
-          <w:tcPr>
-            <w:tcW w:type="dxa" w:w="2520"/>
-          </w:tcPr>
-          <w:p>
-            <w:pPr>
-              <w:spacing w:after="20"/>
-            </w:pPr>
-            <w:r>
-              <w:rPr>
-                <w:b w:val="0"/>
-                <w:sz w:val="17"/>
-                <w:highlight w:val="lightGray"/>
-              </w:rPr>
               <w:t>[location of recorder and computer]</w:t>
             </w:r>
           </w:p>
@@ -5771,7 +5763,7 @@
       </w:pPr>
       <w:r>
         <w:rPr/>
-        <w:t>Specimens sit on an acrylic base plate on the carriage and are tied down to the plate bolts with cords (Figure 3).</w:t>
+        <w:t>Specimens sit on an acrylic base plate on the drop block and are tied down to the plate bolts with cords (Figure 3).</w:t>
       </w:r>
     </w:p>
     <w:p>
@@ -5780,9 +5772,9 @@
       </w:pPr>
       <w:r>
         <w:rPr/>
-        <w:t>Absorber stacks used so far: 4 felt sheets plus 1 cardboard sheet (the standard 60 in campaign setup), 5 felt sheets, and a 1/2 in polyurethane sheet (</w:t>
-      </w:r>
-      <w:hyperlink r:id="rId24">
+        <w:t>Absorber mats used so far: 4 felt sheets plus 1 cardboard sheet, 1/4 in polyurethane sheet (McMaster 8514K521), and a 1/2 in polyurethane sheet (McMaster 8514K625), which alone has been the campaign mat since 2026-08-06 (</w:t>
+      </w:r>
+      <w:hyperlink r:id="rId26">
         <w:r>
           <w:rPr>
             <w:color w:val="0563C1"/>
@@ -5795,7 +5787,7 @@
         <w:rPr/>
         <w:t xml:space="preserve">, </w:t>
       </w:r>
-      <w:hyperlink r:id="rId25">
+      <w:hyperlink r:id="rId27">
         <w:r>
           <w:rPr>
             <w:color w:val="0563C1"/>
@@ -5817,7 +5809,7 @@
         <w:rPr/>
         <w:t>Bungee cords: attached in the first drops (</w:t>
       </w:r>
-      <w:hyperlink r:id="rId26">
+      <w:hyperlink r:id="rId28">
         <w:r>
           <w:rPr>
             <w:color w:val="0563C1"/>
@@ -5839,7 +5831,7 @@
         <w:rPr/>
         <w:t>An earlier specimen cage used two acrylic plates on four 18 in threaded rods (</w:t>
       </w:r>
-      <w:hyperlink r:id="rId27">
+      <w:hyperlink r:id="rId29">
         <w:r>
           <w:rPr>
             <w:color w:val="0563C1"/>
@@ -5892,7 +5884,7 @@
                     <pic:cNvPicPr/>
                   </pic:nvPicPr>
                   <pic:blipFill>
-                    <a:blip r:embed="rId28"/>
+                    <a:blip r:embed="rId30"/>
                     <a:stretch>
                       <a:fillRect/>
                     </a:stretch>
@@ -5938,7 +5930,7 @@
         </w:rPr>
         <w:t>Photo: project IDETC 2026 slide deck, slide 23 (</w:t>
       </w:r>
-      <w:hyperlink r:id="rId29">
+      <w:hyperlink r:id="rId31">
         <w:r>
           <w:rPr>
             <w:color w:val="0563C1"/>
@@ -6055,7 +6047,7 @@
               <w:rPr>
                 <w:sz w:val="19"/>
               </w:rPr>
-              <w:t>Falling carriage: crushing and pinching</w:t>
+              <w:t>Falling drop block: crushing and pinching</w:t>
             </w:r>
           </w:p>
         </w:tc>
@@ -6071,7 +6063,7 @@
               <w:rPr>
                 <w:sz w:val="19"/>
               </w:rPr>
-              <w:t>Under and around the carriage, between carriage, absorber and base</w:t>
+              <w:t>Under and around the drop block, between drop block, absorber and base</w:t>
             </w:r>
           </w:p>
         </w:tc>
@@ -6105,7 +6097,7 @@
               <w:rPr>
                 <w:sz w:val="19"/>
               </w:rPr>
-              <w:t>Stored energy: raised carriage, stretched bungee cords, compressed air</w:t>
+              <w:t>Stored energy: raised drop block, stretched bungee cords, compressed air</w:t>
             </w:r>
           </w:p>
         </w:tc>
@@ -6271,7 +6263,7 @@
               <w:rPr>
                 <w:sz w:val="19"/>
               </w:rPr>
-              <w:t>Sensor cables between carriage and frame</w:t>
+              <w:t>Sensor cables between drop block and frame</w:t>
             </w:r>
           </w:p>
         </w:tc>
@@ -6528,7 +6520,7 @@
           <w:b w:val="0"/>
           <w:highlight w:val="lightGray"/>
         </w:rPr>
-        <w:t>[the safety key is in, the system is pressurized, or the carriage is raised]</w:t>
+        <w:t>[the safety key is in, the system is pressurized, or the drop block is raised]</w:t>
       </w:r>
       <w:r>
         <w:rPr/>
@@ -6724,7 +6716,7 @@
       </w:r>
       <w:r>
         <w:rPr/>
-        <w:t>. Nobody enters it from the "Ready?" call until the carriage is caught and all motion has stopped (section 12.2).</w:t>
+        <w:t>. Nobody enters it from the "Ready?" call until the drop block is caught and all motion has stopped (section 12.2).</w:t>
       </w:r>
     </w:p>
     <w:p>
@@ -6786,6 +6778,32 @@
       <w:r>
         <w:rPr/>
         <w:t>Tie specimens to the base plate (Figure 3) and clamp sensor cables so a broken specimen or a loose sensor stays on the table.</w:t>
+      </w:r>
+    </w:p>
+    <w:p>
+      <w:pPr>
+        <w:pStyle w:val="ListNumber"/>
+        <w:numPr>
+          <w:ilvl w:val="0"/>
+          <w:numId w:val="13"/>
+        </w:numPr>
+      </w:pPr>
+      <w:r>
+        <w:rPr/>
+        <w:t xml:space="preserve">Start the camera with its remote from outside the zone (a remote was bought partly for this, </w:t>
+      </w:r>
+      <w:hyperlink r:id="rId32">
+        <w:r>
+          <w:rPr>
+            <w:color w:val="0563C1"/>
+            <w:u w:val="single"/>
+          </w:rPr>
+          <w:t xml:space="preserve">issue #91</w:t>
+        </w:r>
+      </w:hyperlink>
+      <w:r>
+        <w:rPr/>
+        <w:t>).</w:t>
       </w:r>
     </w:p>
     <w:p>
@@ -6951,11 +6969,11 @@
           <w:b w:val="0"/>
           <w:highlight w:val="lightGray"/>
         </w:rPr>
-        <w:t>[location on the controller]</w:t>
+        <w:t>[the System Power key switch on the console (Figure 4), confirm]</w:t>
       </w:r>
       <w:r>
         <w:rPr/>
-        <w:t xml:space="preserve"> before any work on the machine: mounting a specimen or sensor, adjusting cables, changing the absorber, inspecting, cleaning or troubleshooting.</w:t>
+        <w:t xml:space="preserve"> before any work on the machine: mounting a specimen or sensor, adjusting cables, changing the absorber mat, inspecting, cleaning or troubleshooting.</w:t>
       </w:r>
     </w:p>
     <w:p>
@@ -6992,7 +7010,7 @@
       </w:pPr>
       <w:r>
         <w:rPr/>
-        <w:t>Reinsert the key only when everyone is out of the exclusion zone, tools and loose items are off the machine, checklist 1.2 is complete up to the "Ready?" call, and the person who held the key agrees.</w:t>
+        <w:t>Reinsert the key only when everyone is out of the exclusion zone, tools and loose items are off the machine, both locking pins are back in their housing (section 7.2), checklist 1.2 is complete up to the "Ready?" call, and the person who held the key agrees.</w:t>
       </w:r>
     </w:p>
     <w:p>
@@ -7044,7 +7062,7 @@
       </w:pPr>
       <w:r>
         <w:rPr/>
-        <w:t xml:space="preserve">At the start of each session, and after any maintenance or wiring change, with the key out and the carriage resting on </w:t>
+        <w:t xml:space="preserve">At the start of each session, and after any maintenance or wiring change, with the key out and the drop block resting on </w:t>
       </w:r>
       <w:r>
         <w:rPr>
@@ -7055,7 +7073,7 @@
       </w:r>
       <w:r>
         <w:rPr/>
-        <w:t>: press the hoist raise control. The carriage must not move.</w:t>
+        <w:t>: press the hoist raise control. The block must not move.</w:t>
       </w:r>
     </w:p>
     <w:p>
@@ -7084,24 +7102,48 @@
       </w:pPr>
       <w:r>
         <w:rPr/>
-        <w:t>Record both results in the log.</w:t>
+        <w:t xml:space="preserve">With a locking pin out of its housing, the tower must not raise or release either </w:t>
+      </w:r>
+      <w:r>
+        <w:rPr>
+          <w:b w:val="0"/>
+          <w:highlight w:val="lightGray"/>
+        </w:rPr>
+        <w:t>[confirm the intended behavior in the Lansmont manual]</w:t>
+      </w:r>
+      <w:r>
+        <w:rPr/>
+        <w:t>. In July and August 2026 the tower dropped with its pins out of the housing because the safety had not been set up properly (</w:t>
+      </w:r>
+      <w:hyperlink r:id="rId33">
+        <w:r>
+          <w:rPr>
+            <w:color w:val="0563C1"/>
+            <w:u w:val="single"/>
+          </w:rPr>
+          <w:t xml:space="preserve">issue #92</w:t>
+        </w:r>
+      </w:hyperlink>
+      <w:r>
+        <w:rPr/>
+        <w:t>).</w:t>
       </w:r>
     </w:p>
     <w:p>
       <w:pPr>
-        <w:pStyle w:val="SOPLabel"/>
-      </w:pPr>
-      <w:r>
-        <w:t>Stop the test if</w:t>
+        <w:pStyle w:val="ListBullet"/>
+      </w:pPr>
+      <w:r>
+        <w:rPr/>
+        <w:t>Record the results in the log.</w:t>
       </w:r>
     </w:p>
     <w:p>
       <w:pPr>
-        <w:pStyle w:val="ListBullet"/>
-      </w:pPr>
-      <w:r>
-        <w:rPr/>
-        <w:t>The hoist raises or the latch releases with the key out. The interlock is not working: put the machine in the secure state, tag it out, and notify the supervisor.</w:t>
+        <w:pStyle w:val="SOPLabel"/>
+      </w:pPr>
+      <w:r>
+        <w:t>Stop the test if</w:t>
       </w:r>
     </w:p>
     <w:p>
@@ -7110,7 +7152,102 @@
       </w:pPr>
       <w:r>
         <w:rPr/>
+        <w:t>The hoist raises or the latch releases with the key out, or with a locking pin out of its housing. The interlock is not working: tag the console "Do not operate" (as on 2026-08-04, Figure 4), put the machine in the secure state, and notify the supervisor.</w:t>
+      </w:r>
+    </w:p>
+    <w:p>
+      <w:pPr>
+        <w:pStyle w:val="ListBullet"/>
+      </w:pPr>
+      <w:r>
+        <w:rPr/>
         <w:t>The key is missing, or a second key is in use.</w:t>
+      </w:r>
+    </w:p>
+    <w:p>
+      <w:pPr>
+        <w:keepNext/>
+        <w:spacing w:after="40"/>
+        <w:jc w:val="center"/>
+      </w:pPr>
+      <w:r>
+        <w:drawing>
+          <wp:inline xmlns:a="http://schemas.openxmlformats.org/drawingml/2006/main" xmlns:pic="http://schemas.openxmlformats.org/drawingml/2006/picture">
+            <wp:extent cx="3108960" cy="3029102"/>
+            <wp:docPr id="4" name="Picture 4"/>
+            <wp:cNvGraphicFramePr>
+              <a:graphicFrameLocks noChangeAspect="1"/>
+            </wp:cNvGraphicFramePr>
+            <a:graphic>
+              <a:graphicData uri="http://schemas.openxmlformats.org/drawingml/2006/picture">
+                <pic:pic>
+                  <pic:nvPicPr>
+                    <pic:cNvPr id="0" name="console-key-switch-do-not-operate-2026-08-04.jpg"/>
+                    <pic:cNvPicPr/>
+                  </pic:nvPicPr>
+                  <pic:blipFill>
+                    <a:blip r:embed="rId34"/>
+                    <a:stretch>
+                      <a:fillRect/>
+                    </a:stretch>
+                  </pic:blipFill>
+                  <pic:spPr>
+                    <a:xfrm>
+                      <a:off x="0" y="0"/>
+                      <a:ext cx="3108960" cy="3029102"/>
+                    </a:xfrm>
+                    <a:prstGeom prst="rect"/>
+                  </pic:spPr>
+                </pic:pic>
+              </a:graphicData>
+            </a:graphic>
+          </wp:inline>
+        </w:drawing>
+      </w:r>
+    </w:p>
+    <w:p>
+      <w:pPr>
+        <w:pStyle w:val="Caption"/>
+        <w:jc w:val="center"/>
+      </w:pPr>
+      <w:r>
+        <w:rPr>
+          <w:b/>
+        </w:rPr>
+        <w:t xml:space="preserve">Figure 4. </w:t>
+      </w:r>
+      <w:r>
+        <w:rPr>
+          <w:sz w:val="18"/>
+        </w:rPr>
+        <w:t>TouchTest Shock console with the System Power key switch (top right) and the "Do not operate (safety non-functional)" tag used after the second locking pin broke, 2026-08-04.</w:t>
+      </w:r>
+      <w:r>
+        <w:t xml:space="preserve"> </w:t>
+      </w:r>
+      <w:r>
+        <w:rPr>
+          <w:color w:val="808080"/>
+          <w:sz w:val="17"/>
+        </w:rPr>
+        <w:t xml:space="preserve">Photo: Marcus Madsen, </w:t>
+      </w:r>
+      <w:hyperlink r:id="rId17">
+        <w:r>
+          <w:rPr>
+            <w:color w:val="0563C1"/>
+            <w:sz w:val="17"/>
+            <w:u w:val="single"/>
+          </w:rPr>
+          <w:t xml:space="preserve">issue #92</w:t>
+        </w:r>
+      </w:hyperlink>
+      <w:r>
+        <w:rPr>
+          <w:color w:val="808080"/>
+          <w:sz w:val="17"/>
+        </w:rPr>
+        <w:t>.</w:t>
       </w:r>
     </w:p>
     <w:tbl>
@@ -7147,7 +7284,7 @@
             </w:r>
             <w:r>
               <w:rPr/>
-              <w:t>Removing the safety key does not hold up a raised carriage. Section 7.2 applies whenever anyone reaches under it.</w:t>
+              <w:t>Removing the safety key does not hold up a raised drop block. Section 7.2 applies whenever anyone reaches under it.</w:t>
             </w:r>
           </w:p>
         </w:tc>
@@ -7229,7 +7366,7 @@
       </w:pPr>
       <w:r>
         <w:rPr/>
-        <w:t>Never put hands, tools or any part of the body under a raised carriage that is held only by the latch, the hoist or the brakes.</w:t>
+        <w:t>Never put hands, tools or any part of the body under a raised drop block that is held only by the latch, the hoist or the brakes.</w:t>
       </w:r>
     </w:p>
     <w:p>
@@ -7242,7 +7379,7 @@
       </w:pPr>
       <w:r>
         <w:rPr/>
-        <w:t xml:space="preserve">Lower the carriage to </w:t>
+        <w:t xml:space="preserve">Lower the block to </w:t>
       </w:r>
       <w:r>
         <w:rPr>
@@ -7266,18 +7403,14 @@
       </w:pPr>
       <w:r>
         <w:rPr/>
-        <w:t xml:space="preserve">If it must stay raised, install </w:t>
+        <w:t xml:space="preserve">If it must stay raised (for example to change the absorber mat): remove the safety key, then put both guide-rod locking pins through the cross-holes in the guide rods under the block (Figure 5 (a)). </w:t>
       </w:r>
       <w:r>
         <w:rPr>
           <w:b w:val="0"/>
           <w:highlight w:val="lightGray"/>
         </w:rPr>
-        <w:t>[the mechanical restraint: for example safety pins through the frame, or a rigid prop rated for the carriage weight]</w:t>
-      </w:r>
-      <w:r>
-        <w:rPr/>
-        <w:t xml:space="preserve"> directly under it, then remove the safety key.</w:t>
+        <w:t>[Confirm the cross-hole positions and that the block rests on the pins.]</w:t>
       </w:r>
     </w:p>
     <w:p>
@@ -7301,7 +7434,7 @@
       </w:r>
       <w:r>
         <w:rPr/>
-        <w:t xml:space="preserve"> before working near the carriage. They store energy while it is raised.</w:t>
+        <w:t xml:space="preserve"> before working near the block. They store energy while it is raised.</w:t>
       </w:r>
     </w:p>
     <w:p>
@@ -7314,24 +7447,50 @@
       </w:pPr>
       <w:r>
         <w:rPr/>
-        <w:t>Remove the restraint only after everyone's hands are out and everyone is clear.</w:t>
+        <w:t>When the work is done and everyone is clear, take both pins out and put both back in their housing (Figure 5 (b)). Count them out loud: two pins in the housing before the key goes back in.</w:t>
       </w:r>
     </w:p>
     <w:p>
       <w:pPr>
-        <w:pStyle w:val="SOPLabel"/>
-      </w:pPr>
-      <w:r>
-        <w:t>How it is verified</w:t>
+        <w:pStyle w:val="ListNumber"/>
+        <w:numPr>
+          <w:ilvl w:val="0"/>
+          <w:numId w:val="15"/>
+        </w:numPr>
+      </w:pPr>
+      <w:r>
+        <w:rPr/>
+        <w:t xml:space="preserve">Use only the approved pins (machined from Klein 601-6 screwdrivers, 3/16 in, </w:t>
+      </w:r>
+      <w:hyperlink r:id="rId35">
+        <w:r>
+          <w:rPr>
+            <w:color w:val="0563C1"/>
+            <w:u w:val="single"/>
+          </w:rPr>
+          <w:t xml:space="preserve">issue #92</w:t>
+        </w:r>
+      </w:hyperlink>
+      <w:r>
+        <w:rPr/>
+        <w:t>). Replace a bent or cracked pin before use.</w:t>
       </w:r>
     </w:p>
     <w:p>
       <w:pPr>
+        <w:pStyle w:val="SOPLabel"/>
+      </w:pPr>
+      <w:r>
+        <w:t>How it is verified</w:t>
+      </w:r>
+    </w:p>
+    <w:p>
+      <w:pPr>
         <w:pStyle w:val="ListBullet"/>
       </w:pPr>
       <w:r>
         <w:rPr/>
-        <w:t>A second person checks that the restraint is in place before anyone reaches under.</w:t>
+        <w:t>A second person checks that both pins are in the guide rods before anyone reaches under the block, and that both are back in their housing before the key goes in.</w:t>
       </w:r>
     </w:p>
     <w:p>
@@ -7343,7 +7502,7 @@
           <w:b w:val="0"/>
           <w:highlight w:val="lightGray"/>
         </w:rPr>
-        <w:t>[Record use of the restraint in the log.]</w:t>
+        <w:t>[Record pin use in the log.]</w:t>
       </w:r>
     </w:p>
     <w:p>
@@ -7360,7 +7519,7 @@
       </w:pPr>
       <w:r>
         <w:rPr/>
-        <w:t>No rated restraint is available.</w:t>
+        <w:t>A pin is missing, bent or cracked.</w:t>
       </w:r>
     </w:p>
     <w:p>
@@ -7369,7 +7528,132 @@
       </w:pPr>
       <w:r>
         <w:rPr/>
-        <w:t>The restraint is damaged, or the carriage moves while it is being installed.</w:t>
+        <w:t>The block moves while the pins are being put in.</w:t>
+      </w:r>
+    </w:p>
+    <w:p>
+      <w:pPr>
+        <w:pStyle w:val="ListBullet"/>
+      </w:pPr>
+      <w:r>
+        <w:rPr/>
+        <w:t>The tower can operate with a pin out of its housing (section 7.1).</w:t>
+      </w:r>
+    </w:p>
+    <w:p>
+      <w:pPr>
+        <w:pStyle w:val="SOPLabel"/>
+      </w:pPr>
+      <w:r>
+        <w:t>Sources and related records</w:t>
+      </w:r>
+    </w:p>
+    <w:p>
+      <w:pPr>
+        <w:pStyle w:val="ListBullet"/>
+      </w:pPr>
+      <w:r>
+        <w:rPr/>
+        <w:t>A pin left in the guide rod during mat changes snapped when the block dropped, 2026-07-30. A second pin broke on 2026-08-04, the tower turned out to run with its pins out of their housing, and use was halted until the safety was set up properly on 2026-08-05 (</w:t>
+      </w:r>
+      <w:hyperlink r:id="rId36">
+        <w:r>
+          <w:rPr>
+            <w:color w:val="0563C1"/>
+            <w:u w:val="single"/>
+          </w:rPr>
+          <w:t xml:space="preserve">issue #92</w:t>
+        </w:r>
+      </w:hyperlink>
+      <w:r>
+        <w:rPr/>
+        <w:t>).</w:t>
+      </w:r>
+    </w:p>
+    <w:p>
+      <w:pPr>
+        <w:keepNext/>
+        <w:spacing w:after="40"/>
+        <w:jc w:val="center"/>
+      </w:pPr>
+      <w:r>
+        <w:drawing>
+          <wp:inline xmlns:a="http://schemas.openxmlformats.org/drawingml/2006/main" xmlns:pic="http://schemas.openxmlformats.org/drawingml/2006/picture">
+            <wp:extent cx="5943600" cy="1450779"/>
+            <wp:docPr id="5" name="Picture 5"/>
+            <wp:cNvGraphicFramePr>
+              <a:graphicFrameLocks noChangeAspect="1"/>
+            </wp:cNvGraphicFramePr>
+            <a:graphic>
+              <a:graphicData uri="http://schemas.openxmlformats.org/drawingml/2006/picture">
+                <pic:pic>
+                  <pic:nvPicPr>
+                    <pic:cNvPr id="0" name="guide-rod-locking-pins-issue92.jpg"/>
+                    <pic:cNvPicPr/>
+                  </pic:nvPicPr>
+                  <pic:blipFill>
+                    <a:blip r:embed="rId37"/>
+                    <a:stretch>
+                      <a:fillRect/>
+                    </a:stretch>
+                  </pic:blipFill>
+                  <pic:spPr>
+                    <a:xfrm>
+                      <a:off x="0" y="0"/>
+                      <a:ext cx="5943600" cy="1450779"/>
+                    </a:xfrm>
+                    <a:prstGeom prst="rect"/>
+                  </pic:spPr>
+                </pic:pic>
+              </a:graphicData>
+            </a:graphic>
+          </wp:inline>
+        </w:drawing>
+      </w:r>
+    </w:p>
+    <w:p>
+      <w:pPr>
+        <w:pStyle w:val="Caption"/>
+        <w:jc w:val="center"/>
+      </w:pPr>
+      <w:r>
+        <w:rPr>
+          <w:b/>
+        </w:rPr>
+        <w:t xml:space="preserve">Figure 5. </w:t>
+      </w:r>
+      <w:r>
+        <w:rPr>
+          <w:sz w:val="18"/>
+        </w:rPr>
+        <w:t>Guide-rod locking pins. (a) Cross-hole in a guide rod under the raised drop block, with the air filter-regulators on the wall behind. (b) Both pins in their housing, the state required before a drop. (c) The pin that was left in and snapped, 2026-07-30.</w:t>
+      </w:r>
+      <w:r>
+        <w:t xml:space="preserve"> </w:t>
+      </w:r>
+      <w:r>
+        <w:rPr>
+          <w:color w:val="808080"/>
+          <w:sz w:val="17"/>
+        </w:rPr>
+        <w:t xml:space="preserve">Photos: Marcus Madsen, </w:t>
+      </w:r>
+      <w:hyperlink r:id="rId36">
+        <w:r>
+          <w:rPr>
+            <w:color w:val="0563C1"/>
+            <w:sz w:val="17"/>
+            <w:u w:val="single"/>
+          </w:rPr>
+          <w:t xml:space="preserve">issue #92</w:t>
+        </w:r>
+      </w:hyperlink>
+      <w:r>
+        <w:rPr>
+          <w:color w:val="808080"/>
+          <w:sz w:val="17"/>
+        </w:rPr>
+        <w:t>, 2026-07-30 and 2026-08-12.</w:t>
       </w:r>
     </w:p>
     <w:p>
@@ -7430,7 +7714,7 @@
         <w:rPr/>
         <w:t xml:space="preserve">The "Used so far" column comes from the campaign records on </w:t>
       </w:r>
-      <w:hyperlink r:id="rId23">
+      <w:hyperlink r:id="rId24">
         <w:r>
           <w:rPr>
             <w:color w:val="0563C1"/>
@@ -7543,7 +7827,7 @@
               <w:rPr>
                 <w:sz w:val="18"/>
               </w:rPr>
-              <w:t>Drop mass (carriage, fixture and specimen)</w:t>
+              <w:t>Drop mass (drop block, fixture and specimen)</w:t>
             </w:r>
           </w:p>
         </w:tc>
@@ -7595,7 +7879,7 @@
                 <w:sz w:val="18"/>
                 <w:highlight w:val="lightGray"/>
               </w:rPr>
-              <w:t>[record the carriage mass]</w:t>
+              <w:t>[record the drop block mass]</w:t>
             </w:r>
           </w:p>
         </w:tc>
@@ -7645,11 +7929,33 @@
             </w:pPr>
             <w:r>
               <w:rPr>
+                <w:sz w:val="18"/>
+              </w:rPr>
+              <w:t>About 77 in free fall with the bungee cords removed (</w:t>
+            </w:r>
+            <w:hyperlink r:id="rId38">
+              <w:r>
+                <w:rPr>
+                  <w:color w:val="0563C1"/>
+                  <w:sz w:val="18"/>
+                  <w:u w:val="single"/>
+                </w:rPr>
+                <w:t xml:space="preserve">Jeffrey Hill</w:t>
+              </w:r>
+            </w:hyperlink>
+            <w:r>
+              <w:rPr>
+                <w:sz w:val="18"/>
+              </w:rPr>
+              <w:t xml:space="preserve">) </w:t>
+            </w:r>
+            <w:r>
+              <w:rPr>
                 <w:b w:val="0"/>
                 <w:sz w:val="18"/>
                 <w:highlight w:val="lightGray"/>
               </w:rPr>
-              <w:t>[from the manual]</w:t>
+              <w:t>[confirm]</w:t>
             </w:r>
           </w:p>
         </w:tc>
@@ -7665,7 +7971,7 @@
               <w:rPr>
                 <w:sz w:val="18"/>
               </w:rPr>
-              <w:t>5, 10, 13 and 60 in</w:t>
+              <w:t>5, 10, 13, 15, 20, 30 and 60 in</w:t>
             </w:r>
           </w:p>
         </w:tc>
@@ -7885,7 +8191,7 @@
               <w:rPr>
                 <w:sz w:val="18"/>
               </w:rPr>
-              <w:t>Absorber stacks</w:t>
+              <w:t>Absorber mats</w:t>
             </w:r>
           </w:p>
         </w:tc>
@@ -7929,7 +8235,7 @@
               <w:rPr>
                 <w:sz w:val="18"/>
               </w:rPr>
-              <w:t>4 felt + 1 cardboard; 5 felt; 1/2 in polyurethane</w:t>
+              <w:t>4 felt + 1 cardboard; 1/4 in and 1/2 in polyurethane</w:t>
             </w:r>
           </w:p>
         </w:tc>
@@ -7991,7 +8297,7 @@
               <w:rPr>
                 <w:sz w:val="18"/>
               </w:rPr>
-              <w:t>About 40 s per drop, up to 500 drops per run</w:t>
+              <w:t>About 42 s per drop, up to 500 drops per run</w:t>
             </w:r>
           </w:p>
         </w:tc>
@@ -8210,11 +8516,19 @@
         </w:numPr>
       </w:pPr>
       <w:r>
+        <w:rPr/>
+        <w:t xml:space="preserve">The drop block is held at the top by the release hook, which closes under gravity onto </w:t>
+      </w:r>
+      <w:r>
         <w:rPr>
           <w:b w:val="0"/>
           <w:highlight w:val="lightGray"/>
         </w:rPr>
-        <w:t>[Describe the block and how it is fastened: bolt size, number, torque, thread locker.]</w:t>
+        <w:t>[the post on the block, confirm]</w:t>
+      </w:r>
+      <w:r>
+        <w:rPr/>
+        <w:t>. Before every raise, check that the hook has fallen fully closed and engaged. Never close it by hand with the block unsupported.</w:t>
       </w:r>
     </w:p>
     <w:p>
@@ -8227,18 +8541,18 @@
       </w:pPr>
       <w:r>
         <w:rPr/>
-        <w:t xml:space="preserve">Fasten the acrylic base plate to the block with </w:t>
+        <w:t xml:space="preserve">Parts fastened to the block: </w:t>
       </w:r>
       <w:r>
         <w:rPr>
           <w:b w:val="0"/>
           <w:highlight w:val="lightGray"/>
         </w:rPr>
-        <w:t>[fasteners]</w:t>
+        <w:t>[describe the base plate and fixture fasteners: size, number, torque]</w:t>
       </w:r>
       <w:r>
         <w:rPr/>
-        <w:t>.</w:t>
+        <w:t>. Mark each bolt with a paint-pen line across the head and the plate (witness mark).</w:t>
       </w:r>
     </w:p>
     <w:p>
@@ -8271,7 +8585,20 @@
       </w:pPr>
       <w:r>
         <w:rPr/>
-        <w:t>Mark each bolt with a paint-pen line across the head and the plate (witness mark).</w:t>
+        <w:t>The absorber mat lies flat and centered under the block. Polyurethane sheets can stick to the block; dusting them fixed this before (</w:t>
+      </w:r>
+      <w:hyperlink r:id="rId39">
+        <w:r>
+          <w:rPr>
+            <w:color w:val="0563C1"/>
+            <w:u w:val="single"/>
+          </w:rPr>
+          <w:t xml:space="preserve">issue #88</w:t>
+        </w:r>
+      </w:hyperlink>
+      <w:r>
+        <w:rPr/>
+        <w:t>).</w:t>
       </w:r>
     </w:p>
     <w:p>
@@ -8288,7 +8615,7 @@
       </w:pPr>
       <w:r>
         <w:rPr/>
-        <w:t>Before every drop: push and twist the block and plate by hand. Nothing moves, and the witness marks line up (checklist 1.2).</w:t>
+        <w:t>Before every drop: the hook is seen to be closed on the block; the plate and fixture do not move when pushed and twisted by hand; the witness marks line up (checklist 1.2).</w:t>
       </w:r>
     </w:p>
     <w:p>
@@ -8317,7 +8644,16 @@
       </w:pPr>
       <w:r>
         <w:rPr/>
-        <w:t>The block or plate moves, a fastener is missing, or a witness mark is broken.</w:t>
+        <w:t>The hook does not close by itself (it stuck open on 2026-07-22, section 14).</w:t>
+      </w:r>
+    </w:p>
+    <w:p>
+      <w:pPr>
+        <w:pStyle w:val="ListBullet"/>
+      </w:pPr>
+      <w:r>
+        <w:rPr/>
+        <w:t>Anything fastened to the block moves, a fastener is missing, or a witness mark is broken.</w:t>
       </w:r>
     </w:p>
     <w:p>
@@ -8683,13 +9019,61 @@
               <w:rPr>
                 <w:sz w:val="18"/>
               </w:rPr>
-              <w:t>CH2</w:t>
+              <w:t>CH2 (X)</w:t>
             </w:r>
           </w:p>
         </w:tc>
         <w:tc>
           <w:tcPr>
             <w:tcW w:type="dxa" w:w="1872"/>
+          </w:tcPr>
+          <w:p>
+            <w:pPr>
+              <w:spacing w:after="20"/>
+            </w:pPr>
+            <w:r>
+              <w:rPr>
+                <w:sz w:val="18"/>
+              </w:rPr>
+              <w:t>Dytran 3133A4</w:t>
+            </w:r>
+          </w:p>
+        </w:tc>
+        <w:tc>
+          <w:tcPr>
+            <w:tcW w:type="dxa" w:w="1152"/>
+          </w:tcPr>
+          <w:p>
+            <w:pPr>
+              <w:spacing w:after="20"/>
+            </w:pPr>
+            <w:r>
+              <w:rPr>
+                <w:sz w:val="18"/>
+              </w:rPr>
+              <w:t>11799</w:t>
+            </w:r>
+          </w:p>
+        </w:tc>
+        <w:tc>
+          <w:tcPr>
+            <w:tcW w:type="dxa" w:w="1296"/>
+          </w:tcPr>
+          <w:p>
+            <w:pPr>
+              <w:spacing w:after="20"/>
+            </w:pPr>
+            <w:r>
+              <w:rPr>
+                <w:sz w:val="18"/>
+              </w:rPr>
+              <w:t>0.690 mV/G</w:t>
+            </w:r>
+          </w:p>
+        </w:tc>
+        <w:tc>
+          <w:tcPr>
+            <w:tcW w:type="dxa" w:w="1224"/>
           </w:tcPr>
           <w:p>
             <w:pPr>
@@ -8707,7 +9091,7 @@
         </w:tc>
         <w:tc>
           <w:tcPr>
-            <w:tcW w:type="dxa" w:w="1152"/>
+            <w:tcW w:type="dxa" w:w="1512"/>
           </w:tcPr>
           <w:p>
             <w:pPr>
@@ -8733,33 +9117,83 @@
             </w:pPr>
             <w:r>
               <w:rPr>
-                <w:sz w:val="18"/>
-              </w:rPr>
-              <w:t>0.690 mV/G</w:t>
-            </w:r>
-          </w:p>
-        </w:tc>
-        <w:tc>
-          <w:tcPr>
-            <w:tcW w:type="dxa" w:w="1224"/>
-          </w:tcPr>
-          <w:p>
-            <w:pPr>
-              <w:spacing w:after="20"/>
-            </w:pPr>
-            <w:r>
-              <w:rPr>
                 <w:b w:val="0"/>
                 <w:sz w:val="18"/>
                 <w:highlight w:val="lightGray"/>
               </w:rPr>
-              <w:t>[ ]</w:t>
-            </w:r>
-          </w:p>
-        </w:tc>
-        <w:tc>
-          <w:tcPr>
-            <w:tcW w:type="dxa" w:w="1512"/>
+              <w:t>[calibrated 2023-04-20; due?]</w:t>
+            </w:r>
+          </w:p>
+        </w:tc>
+      </w:tr>
+      <w:tr>
+        <w:tc>
+          <w:tcPr>
+            <w:tcW w:type="dxa" w:w="1008"/>
+          </w:tcPr>
+          <w:p>
+            <w:pPr>
+              <w:spacing w:after="20"/>
+            </w:pPr>
+            <w:r>
+              <w:rPr>
+                <w:sz w:val="18"/>
+              </w:rPr>
+              <w:t>CH3 (Y)</w:t>
+            </w:r>
+          </w:p>
+        </w:tc>
+        <w:tc>
+          <w:tcPr>
+            <w:tcW w:type="dxa" w:w="1872"/>
+          </w:tcPr>
+          <w:p>
+            <w:pPr>
+              <w:spacing w:after="20"/>
+            </w:pPr>
+            <w:r>
+              <w:rPr>
+                <w:sz w:val="18"/>
+              </w:rPr>
+              <w:t>Dytran 3133A4</w:t>
+            </w:r>
+          </w:p>
+        </w:tc>
+        <w:tc>
+          <w:tcPr>
+            <w:tcW w:type="dxa" w:w="1152"/>
+          </w:tcPr>
+          <w:p>
+            <w:pPr>
+              <w:spacing w:after="20"/>
+            </w:pPr>
+            <w:r>
+              <w:rPr>
+                <w:sz w:val="18"/>
+              </w:rPr>
+              <w:t>11799</w:t>
+            </w:r>
+          </w:p>
+        </w:tc>
+        <w:tc>
+          <w:tcPr>
+            <w:tcW w:type="dxa" w:w="1296"/>
+          </w:tcPr>
+          <w:p>
+            <w:pPr>
+              <w:spacing w:after="20"/>
+            </w:pPr>
+            <w:r>
+              <w:rPr>
+                <w:sz w:val="18"/>
+              </w:rPr>
+              <w:t>0.667 mV/G</w:t>
+            </w:r>
+          </w:p>
+        </w:tc>
+        <w:tc>
+          <w:tcPr>
+            <w:tcW w:type="dxa" w:w="1224"/>
           </w:tcPr>
           <w:p>
             <w:pPr>
@@ -8777,7 +9211,7 @@
         </w:tc>
         <w:tc>
           <w:tcPr>
-            <w:tcW w:type="dxa" w:w="1296"/>
+            <w:tcW w:type="dxa" w:w="1512"/>
           </w:tcPr>
           <w:p>
             <w:pPr>
@@ -8793,27 +9227,9 @@
             </w:r>
           </w:p>
         </w:tc>
-      </w:tr>
-      <w:tr>
-        <w:tc>
-          <w:tcPr>
-            <w:tcW w:type="dxa" w:w="1008"/>
-          </w:tcPr>
-          <w:p>
-            <w:pPr>
-              <w:spacing w:after="20"/>
-            </w:pPr>
-            <w:r>
-              <w:rPr>
-                <w:sz w:val="18"/>
-              </w:rPr>
-              <w:t>CH3</w:t>
-            </w:r>
-          </w:p>
-        </w:tc>
-        <w:tc>
-          <w:tcPr>
-            <w:tcW w:type="dxa" w:w="1872"/>
+        <w:tc>
+          <w:tcPr>
+            <w:tcW w:type="dxa" w:w="1296"/>
           </w:tcPr>
           <w:p>
             <w:pPr>
@@ -8825,13 +9241,79 @@
                 <w:sz w:val="18"/>
                 <w:highlight w:val="lightGray"/>
               </w:rPr>
-              <w:t>[ ]</w:t>
+              <w:t>[same sensor]</w:t>
+            </w:r>
+          </w:p>
+        </w:tc>
+      </w:tr>
+      <w:tr>
+        <w:tc>
+          <w:tcPr>
+            <w:tcW w:type="dxa" w:w="1008"/>
+          </w:tcPr>
+          <w:p>
+            <w:pPr>
+              <w:spacing w:after="20"/>
+            </w:pPr>
+            <w:r>
+              <w:rPr>
+                <w:sz w:val="18"/>
+              </w:rPr>
+              <w:t>CH4 (Z)</w:t>
+            </w:r>
+          </w:p>
+        </w:tc>
+        <w:tc>
+          <w:tcPr>
+            <w:tcW w:type="dxa" w:w="1872"/>
+          </w:tcPr>
+          <w:p>
+            <w:pPr>
+              <w:spacing w:after="20"/>
+            </w:pPr>
+            <w:r>
+              <w:rPr>
+                <w:sz w:val="18"/>
+              </w:rPr>
+              <w:t>Dytran 3133A4</w:t>
             </w:r>
           </w:p>
         </w:tc>
         <w:tc>
           <w:tcPr>
             <w:tcW w:type="dxa" w:w="1152"/>
+          </w:tcPr>
+          <w:p>
+            <w:pPr>
+              <w:spacing w:after="20"/>
+            </w:pPr>
+            <w:r>
+              <w:rPr>
+                <w:sz w:val="18"/>
+              </w:rPr>
+              <w:t>11799</w:t>
+            </w:r>
+          </w:p>
+        </w:tc>
+        <w:tc>
+          <w:tcPr>
+            <w:tcW w:type="dxa" w:w="1296"/>
+          </w:tcPr>
+          <w:p>
+            <w:pPr>
+              <w:spacing w:after="20"/>
+            </w:pPr>
+            <w:r>
+              <w:rPr>
+                <w:sz w:val="18"/>
+              </w:rPr>
+              <w:t>0.734 mV/G</w:t>
+            </w:r>
+          </w:p>
+        </w:tc>
+        <w:tc>
+          <w:tcPr>
+            <w:tcW w:type="dxa" w:w="1224"/>
           </w:tcPr>
           <w:p>
             <w:pPr>
@@ -8849,23 +9331,7 @@
         </w:tc>
         <w:tc>
           <w:tcPr>
-            <w:tcW w:type="dxa" w:w="1296"/>
-          </w:tcPr>
-          <w:p>
-            <w:pPr>
-              <w:spacing w:after="20"/>
-            </w:pPr>
-            <w:r>
-              <w:rPr>
-                <w:sz w:val="18"/>
-              </w:rPr>
-              <w:t>0.667 mV/G</w:t>
-            </w:r>
-          </w:p>
-        </w:tc>
-        <w:tc>
-          <w:tcPr>
-            <w:tcW w:type="dxa" w:w="1224"/>
+            <w:tcW w:type="dxa" w:w="1512"/>
           </w:tcPr>
           <w:p>
             <w:pPr>
@@ -8883,7 +9349,7 @@
         </w:tc>
         <w:tc>
           <w:tcPr>
-            <w:tcW w:type="dxa" w:w="1512"/>
+            <w:tcW w:type="dxa" w:w="1296"/>
           </w:tcPr>
           <w:p>
             <w:pPr>
@@ -8895,13 +9361,31 @@
                 <w:sz w:val="18"/>
                 <w:highlight w:val="lightGray"/>
               </w:rPr>
-              <w:t>[ ]</w:t>
-            </w:r>
-          </w:p>
-        </w:tc>
-        <w:tc>
-          <w:tcPr>
-            <w:tcW w:type="dxa" w:w="1296"/>
+              <w:t>[same sensor]</w:t>
+            </w:r>
+          </w:p>
+        </w:tc>
+      </w:tr>
+      <w:tr>
+        <w:tc>
+          <w:tcPr>
+            <w:tcW w:type="dxa" w:w="1008"/>
+          </w:tcPr>
+          <w:p>
+            <w:pPr>
+              <w:spacing w:after="20"/>
+            </w:pPr>
+            <w:r>
+              <w:rPr>
+                <w:sz w:val="18"/>
+              </w:rPr>
+              <w:t>CH5</w:t>
+            </w:r>
+          </w:p>
+        </w:tc>
+        <w:tc>
+          <w:tcPr>
+            <w:tcW w:type="dxa" w:w="1872"/>
           </w:tcPr>
           <w:p>
             <w:pPr>
@@ -8913,31 +9397,13 @@
                 <w:sz w:val="18"/>
                 <w:highlight w:val="lightGray"/>
               </w:rPr>
-              <w:t>[ ]</w:t>
-            </w:r>
-          </w:p>
-        </w:tc>
-      </w:tr>
-      <w:tr>
-        <w:tc>
-          <w:tcPr>
-            <w:tcW w:type="dxa" w:w="1008"/>
-          </w:tcPr>
-          <w:p>
-            <w:pPr>
-              <w:spacing w:after="20"/>
-            </w:pPr>
-            <w:r>
-              <w:rPr>
-                <w:sz w:val="18"/>
-              </w:rPr>
-              <w:t>CH4</w:t>
-            </w:r>
-          </w:p>
-        </w:tc>
-        <w:tc>
-          <w:tcPr>
-            <w:tcW w:type="dxa" w:w="1872"/>
+              <w:t>[PCB 350C04, confirm]</w:t>
+            </w:r>
+          </w:p>
+        </w:tc>
+        <w:tc>
+          <w:tcPr>
+            <w:tcW w:type="dxa" w:w="1152"/>
           </w:tcPr>
           <w:p>
             <w:pPr>
@@ -8949,13 +9415,29 @@
                 <w:sz w:val="18"/>
                 <w:highlight w:val="lightGray"/>
               </w:rPr>
-              <w:t>[ ]</w:t>
-            </w:r>
-          </w:p>
-        </w:tc>
-        <w:tc>
-          <w:tcPr>
-            <w:tcW w:type="dxa" w:w="1152"/>
+              <w:t>[73149, confirm]</w:t>
+            </w:r>
+          </w:p>
+        </w:tc>
+        <w:tc>
+          <w:tcPr>
+            <w:tcW w:type="dxa" w:w="1296"/>
+          </w:tcPr>
+          <w:p>
+            <w:pPr>
+              <w:spacing w:after="20"/>
+            </w:pPr>
+            <w:r>
+              <w:rPr>
+                <w:sz w:val="18"/>
+              </w:rPr>
+              <w:t>1.059 mV/G</w:t>
+            </w:r>
+          </w:p>
+        </w:tc>
+        <w:tc>
+          <w:tcPr>
+            <w:tcW w:type="dxa" w:w="1224"/>
           </w:tcPr>
           <w:p>
             <w:pPr>
@@ -8973,23 +9455,7 @@
         </w:tc>
         <w:tc>
           <w:tcPr>
-            <w:tcW w:type="dxa" w:w="1296"/>
-          </w:tcPr>
-          <w:p>
-            <w:pPr>
-              <w:spacing w:after="20"/>
-            </w:pPr>
-            <w:r>
-              <w:rPr>
-                <w:sz w:val="18"/>
-              </w:rPr>
-              <w:t>0.734 mV/G</w:t>
-            </w:r>
-          </w:p>
-        </w:tc>
-        <w:tc>
-          <w:tcPr>
-            <w:tcW w:type="dxa" w:w="1224"/>
+            <w:tcW w:type="dxa" w:w="1512"/>
           </w:tcPr>
           <w:p>
             <w:pPr>
@@ -9007,7 +9473,7 @@
         </w:tc>
         <w:tc>
           <w:tcPr>
-            <w:tcW w:type="dxa" w:w="1512"/>
+            <w:tcW w:type="dxa" w:w="1296"/>
           </w:tcPr>
           <w:p>
             <w:pPr>
@@ -9019,149 +9485,7 @@
                 <w:sz w:val="18"/>
                 <w:highlight w:val="lightGray"/>
               </w:rPr>
-              <w:t>[ ]</w:t>
-            </w:r>
-          </w:p>
-        </w:tc>
-        <w:tc>
-          <w:tcPr>
-            <w:tcW w:type="dxa" w:w="1296"/>
-          </w:tcPr>
-          <w:p>
-            <w:pPr>
-              <w:spacing w:after="20"/>
-            </w:pPr>
-            <w:r>
-              <w:rPr>
-                <w:b w:val="0"/>
-                <w:sz w:val="18"/>
-                <w:highlight w:val="lightGray"/>
-              </w:rPr>
-              <w:t>[ ]</w:t>
-            </w:r>
-          </w:p>
-        </w:tc>
-      </w:tr>
-      <w:tr>
-        <w:tc>
-          <w:tcPr>
-            <w:tcW w:type="dxa" w:w="1008"/>
-          </w:tcPr>
-          <w:p>
-            <w:pPr>
-              <w:spacing w:after="20"/>
-            </w:pPr>
-            <w:r>
-              <w:rPr>
-                <w:sz w:val="18"/>
-              </w:rPr>
-              <w:t>CH5</w:t>
-            </w:r>
-          </w:p>
-        </w:tc>
-        <w:tc>
-          <w:tcPr>
-            <w:tcW w:type="dxa" w:w="1872"/>
-          </w:tcPr>
-          <w:p>
-            <w:pPr>
-              <w:spacing w:after="20"/>
-            </w:pPr>
-            <w:r>
-              <w:rPr>
-                <w:b w:val="0"/>
-                <w:sz w:val="18"/>
-                <w:highlight w:val="lightGray"/>
-              </w:rPr>
-              <w:t>[PCB 350C04? confirm]</w:t>
-            </w:r>
-          </w:p>
-        </w:tc>
-        <w:tc>
-          <w:tcPr>
-            <w:tcW w:type="dxa" w:w="1152"/>
-          </w:tcPr>
-          <w:p>
-            <w:pPr>
-              <w:spacing w:after="20"/>
-            </w:pPr>
-            <w:r>
-              <w:rPr>
-                <w:b w:val="0"/>
-                <w:sz w:val="18"/>
-                <w:highlight w:val="lightGray"/>
-              </w:rPr>
-              <w:t>[ ]</w:t>
-            </w:r>
-          </w:p>
-        </w:tc>
-        <w:tc>
-          <w:tcPr>
-            <w:tcW w:type="dxa" w:w="1296"/>
-          </w:tcPr>
-          <w:p>
-            <w:pPr>
-              <w:spacing w:after="20"/>
-            </w:pPr>
-            <w:r>
-              <w:rPr>
-                <w:sz w:val="18"/>
-              </w:rPr>
-              <w:t>1.059 mV/G</w:t>
-            </w:r>
-          </w:p>
-        </w:tc>
-        <w:tc>
-          <w:tcPr>
-            <w:tcW w:type="dxa" w:w="1224"/>
-          </w:tcPr>
-          <w:p>
-            <w:pPr>
-              <w:spacing w:after="20"/>
-            </w:pPr>
-            <w:r>
-              <w:rPr>
-                <w:b w:val="0"/>
-                <w:sz w:val="18"/>
-                <w:highlight w:val="lightGray"/>
-              </w:rPr>
-              <w:t>[ ]</w:t>
-            </w:r>
-          </w:p>
-        </w:tc>
-        <w:tc>
-          <w:tcPr>
-            <w:tcW w:type="dxa" w:w="1512"/>
-          </w:tcPr>
-          <w:p>
-            <w:pPr>
-              <w:spacing w:after="20"/>
-            </w:pPr>
-            <w:r>
-              <w:rPr>
-                <w:b w:val="0"/>
-                <w:sz w:val="18"/>
-                <w:highlight w:val="lightGray"/>
-              </w:rPr>
-              <w:t>[ ]</w:t>
-            </w:r>
-          </w:p>
-        </w:tc>
-        <w:tc>
-          <w:tcPr>
-            <w:tcW w:type="dxa" w:w="1296"/>
-          </w:tcPr>
-          <w:p>
-            <w:pPr>
-              <w:spacing w:after="20"/>
-            </w:pPr>
-            <w:r>
-              <w:rPr>
-                <w:b w:val="0"/>
-                <w:sz w:val="18"/>
-                <w:highlight w:val="lightGray"/>
-              </w:rPr>
-              <w:t>[ ]</w:t>
+              <w:t>[2022 calibration sticker; due?]</w:t>
             </w:r>
           </w:p>
         </w:tc>
@@ -9267,7 +9591,33 @@
       </w:pPr>
       <w:r>
         <w:rPr/>
-        <w:t>Top-vertex sensor: seat it flush in the printed key seat with wax inside the housing, and clamp its cable to a rod so cable pull cannot drag it out of the seat.</w:t>
+        <w:t>Top-vertex sensor: seat it fully in the printed key seat with wax inside the housing, tape over the housing entrance, and tie its cable to a rod so cable pull cannot drag it out of the seat (</w:t>
+      </w:r>
+      <w:hyperlink r:id="rId40">
+        <w:r>
+          <w:rPr>
+            <w:color w:val="0563C1"/>
+            <w:u w:val="single"/>
+          </w:rPr>
+          <w:t xml:space="preserve">half-seated sensor</w:t>
+        </w:r>
+      </w:hyperlink>
+      <w:r>
+        <w:rPr/>
+        <w:t xml:space="preserve">, </w:t>
+      </w:r>
+      <w:hyperlink r:id="rId41">
+        <w:r>
+          <w:rPr>
+            <w:color w:val="0563C1"/>
+            <w:u w:val="single"/>
+          </w:rPr>
+          <w:t xml:space="preserve">taped entrance</w:t>
+        </w:r>
+      </w:hyperlink>
+      <w:r>
+        <w:rPr/>
+        <w:t>).</w:t>
       </w:r>
     </w:p>
     <w:p>
@@ -9280,6 +9630,32 @@
       </w:pPr>
       <w:r>
         <w:rPr/>
+        <w:t>Handle a sensor by its housing, never by its cable (</w:t>
+      </w:r>
+      <w:hyperlink r:id="rId42">
+        <w:r>
+          <w:rPr>
+            <w:color w:val="0563C1"/>
+            <w:u w:val="single"/>
+          </w:rPr>
+          <w:t xml:space="preserve">PR #67</w:t>
+        </w:r>
+      </w:hyperlink>
+      <w:r>
+        <w:rPr/>
+        <w:t>).</w:t>
+      </w:r>
+    </w:p>
+    <w:p>
+      <w:pPr>
+        <w:pStyle w:val="ListNumber"/>
+        <w:numPr>
+          <w:ilvl w:val="0"/>
+          <w:numId w:val="19"/>
+        </w:numPr>
+      </w:pPr>
+      <w:r>
+        <w:rPr/>
         <w:t xml:space="preserve">Connectors: hand-tighten </w:t>
       </w:r>
       <w:r>
@@ -9391,7 +9767,7 @@
         <w:drawing>
           <wp:inline xmlns:a="http://schemas.openxmlformats.org/drawingml/2006/main" xmlns:pic="http://schemas.openxmlformats.org/drawingml/2006/picture">
             <wp:extent cx="3566160" cy="2081109"/>
-            <wp:docPr id="4" name="Picture 4"/>
+            <wp:docPr id="6" name="Picture 6"/>
             <wp:cNvGraphicFramePr>
               <a:graphicFrameLocks noChangeAspect="1"/>
             </wp:cNvGraphicFramePr>
@@ -9403,7 +9779,7 @@
                     <pic:cNvPicPr/>
                   </pic:nvPicPr>
                   <pic:blipFill>
-                    <a:blip r:embed="rId30"/>
+                    <a:blip r:embed="rId43"/>
                     <a:stretch>
                       <a:fillRect/>
                     </a:stretch>
@@ -9431,13 +9807,13 @@
         <w:rPr>
           <w:b/>
         </w:rPr>
-        <w:t xml:space="preserve">Figure 4. </w:t>
+        <w:t xml:space="preserve">Figure 6. </w:t>
       </w:r>
       <w:r>
         <w:rPr>
           <w:sz w:val="18"/>
         </w:rPr>
-        <w:t>Carriage table during the first drop tests. The red mark shows a base accelerometer next to the absorber plate. The striped elastic cords are bungee cords.</w:t>
+        <w:t>Drop block during the first drop tests. The red mark shows a base accelerometer next to the absorber plate. The striped elastic cords are bungee cords.</w:t>
       </w:r>
       <w:r>
         <w:t xml:space="preserve"> </w:t>
@@ -9449,7 +9825,7 @@
         </w:rPr>
         <w:t xml:space="preserve">Photo: </w:t>
       </w:r>
-      <w:hyperlink r:id="rId31">
+      <w:hyperlink r:id="rId44">
         <w:r>
           <w:rPr>
             <w:color w:val="0563C1"/>
@@ -9466,7 +9842,7 @@
         </w:rPr>
         <w:t xml:space="preserve"> (</w:t>
       </w:r>
-      <w:hyperlink r:id="rId32">
+      <w:hyperlink r:id="rId45">
         <w:r>
           <w:rPr>
             <w:color w:val="0563C1"/>
@@ -9555,7 +9931,7 @@
       </w:pPr>
       <w:r>
         <w:rPr/>
-        <w:t xml:space="preserve">Route each cable from the sensor to a strain-relief clamp on the carriage within </w:t>
+        <w:t xml:space="preserve">Route each cable from the sensor to a strain-relief clamp on the drop block within </w:t>
       </w:r>
       <w:r>
         <w:rPr>
@@ -9638,7 +10014,7 @@
       </w:pPr>
       <w:r>
         <w:rPr/>
-        <w:t>Before the first drop of a session, and after any change, raise the carriage slowly to the drop height while watching the cable along the whole travel.</w:t>
+        <w:t>Before the first drop of a session, and after any change, raise the drop block slowly to the drop height while watching the cable along the whole travel.</w:t>
       </w:r>
     </w:p>
     <w:p>
@@ -9771,9 +10147,9 @@
       </w:hyperlink>
       <w:r>
         <w:rPr/>
-        <w:t>). The recommendation at the time was to reseat or replace the cable and both connectors and give it strain relief clear of the carriage (</w:t>
-      </w:r>
-      <w:hyperlink r:id="rId33">
+        <w:t>). The recommendation at the time was to reseat or replace the cable and both connectors and give it strain relief clear of the drop block (</w:t>
+      </w:r>
+      <w:hyperlink r:id="rId46">
         <w:r>
           <w:rPr>
             <w:color w:val="0563C1"/>
@@ -9795,7 +10171,7 @@
         <w:rPr/>
         <w:t>Sensor dragged out of the key seat by cable pull, fixed by clamping the cable to a rod (</w:t>
       </w:r>
-      <w:hyperlink r:id="rId34">
+      <w:hyperlink r:id="rId47">
         <w:r>
           <w:rPr>
             <w:color w:val="0563C1"/>
@@ -9808,7 +10184,7 @@
         <w:rPr/>
         <w:t xml:space="preserve">, </w:t>
       </w:r>
-      <w:hyperlink r:id="rId35">
+      <w:hyperlink r:id="rId48">
         <w:r>
           <w:rPr>
             <w:color w:val="0563C1"/>
@@ -9831,8 +10207,8 @@
       <w:r>
         <w:drawing>
           <wp:inline xmlns:a="http://schemas.openxmlformats.org/drawingml/2006/main" xmlns:pic="http://schemas.openxmlformats.org/drawingml/2006/picture">
-            <wp:extent cx="2560320" cy="2895722"/>
-            <wp:docPr id="5" name="Picture 5"/>
+            <wp:extent cx="4937760" cy="2996214"/>
+            <wp:docPr id="7" name="Picture 7"/>
             <wp:cNvGraphicFramePr>
               <a:graphicFrameLocks noChangeAspect="1"/>
             </wp:cNvGraphicFramePr>
@@ -9840,11 +10216,11 @@
               <a:graphicData uri="http://schemas.openxmlformats.org/drawingml/2006/picture">
                 <pic:pic>
                   <pic:nvPicPr>
-                    <pic:cNvPr id="0" name="broken-accelerometer-cable-2026-10-19.jpg"/>
+                    <pic:cNvPr id="0" name="cable-routing-and-failure.jpg"/>
                     <pic:cNvPicPr/>
                   </pic:nvPicPr>
                   <pic:blipFill>
-                    <a:blip r:embed="rId36"/>
+                    <a:blip r:embed="rId49"/>
                     <a:stretch>
                       <a:fillRect/>
                     </a:stretch>
@@ -9852,7 +10228,7 @@
                   <pic:spPr>
                     <a:xfrm>
                       <a:off x="0" y="0"/>
-                      <a:ext cx="2560320" cy="2895722"/>
+                      <a:ext cx="4937760" cy="2996214"/>
                     </a:xfrm>
                     <a:prstGeom prst="rect"/>
                   </pic:spPr>
@@ -9872,13 +10248,13 @@
         <w:rPr>
           <w:b/>
         </w:rPr>
-        <w:t xml:space="preserve">Figure 5. </w:t>
+        <w:t xml:space="preserve">Figure 7. </w:t>
       </w:r>
       <w:r>
         <w:rPr>
           <w:sz w:val="18"/>
         </w:rPr>
-        <w:t>The CH5 (10,000 g single-axis) accelerometer cable after it broke at the connector, 2026-10-19. Drop tower use was halted after this failure.</w:t>
+        <w:t>(a) Sensor cables tied along a cage rod so a pull cannot drag the top sensor out of its seat, 2026-07-02. (b) The CH5 (10,000 g single-axis) accelerometer cable after it broke at the connector, 2026-10-19. Drop tower use was halted after this failure.</w:t>
       </w:r>
       <w:r>
         <w:t xml:space="preserve"> </w:t>
@@ -9888,7 +10264,24 @@
           <w:color w:val="808080"/>
           <w:sz w:val="17"/>
         </w:rPr>
-        <w:t xml:space="preserve">Photo: Marcus Madsen, </w:t>
+        <w:t xml:space="preserve">Photos: (a) Jinkwan Han, </w:t>
+      </w:r>
+      <w:hyperlink r:id="rId50">
+        <w:r>
+          <w:rPr>
+            <w:color w:val="0563C1"/>
+            <w:sz w:val="17"/>
+            <w:u w:val="single"/>
+          </w:rPr>
+          <w:t xml:space="preserve">PR #67</w:t>
+        </w:r>
+      </w:hyperlink>
+      <w:r>
+        <w:rPr>
+          <w:color w:val="808080"/>
+          <w:sz w:val="17"/>
+        </w:rPr>
+        <w:t xml:space="preserve">; (b) Marcus Madsen, </w:t>
       </w:r>
       <w:hyperlink r:id="rId11">
         <w:r>
@@ -9964,7 +10357,7 @@
     <w:p>
       <w:r>
         <w:rPr/>
-        <w:t>Do this inspection with the safety key out and the carriage at rest, at the start of each session and after any incident. Initial each line in the log.</w:t>
+        <w:t>Do this inspection with the safety key out and the drop block at rest, at the start of each session and after any incident. Initial each line in the log.</w:t>
       </w:r>
     </w:p>
     <w:tbl>
@@ -10271,7 +10664,7 @@
               <w:rPr>
                 <w:sz w:val="18"/>
               </w:rPr>
-              <w:t>, no scoring; carriage moves freely</w:t>
+              <w:t>, no scoring; drop block moves freely</w:t>
             </w:r>
           </w:p>
         </w:tc>
@@ -10287,9 +10680,9 @@
               <w:rPr>
                 <w:sz w:val="18"/>
               </w:rPr>
-              <w:t>Rail friction cut impact speed to 79 to 86 % of free fall; rods were cleaned and greased on 2026-08-10 (</w:t>
-            </w:r>
-            <w:hyperlink r:id="rId25">
+              <w:t>In early August the block reached only 79 to 86 % of free-fall speed; the rods were cleaned and greased on 2026-08-10 (</w:t>
+            </w:r>
+            <w:hyperlink r:id="rId27">
               <w:r>
                 <w:rPr>
                   <w:color w:val="0563C1"/>
@@ -10297,6 +10690,22 @@
                   <w:u w:val="single"/>
                 </w:rPr>
                 <w:t xml:space="preserve">record</w:t>
+              </w:r>
+            </w:hyperlink>
+            <w:r>
+              <w:rPr>
+                <w:sz w:val="18"/>
+              </w:rPr>
+              <w:t xml:space="preserve">, </w:t>
+            </w:r>
+            <w:hyperlink r:id="rId51">
+              <w:r>
+                <w:rPr>
+                  <w:color w:val="0563C1"/>
+                  <w:sz w:val="18"/>
+                  <w:u w:val="single"/>
+                </w:rPr>
+                <w:t xml:space="preserve">analysis</w:t>
               </w:r>
             </w:hyperlink>
             <w:r>
@@ -10350,7 +10759,7 @@
               <w:rPr>
                 <w:sz w:val="18"/>
               </w:rPr>
-              <w:t>Drop pins</w:t>
+              <w:t>Guide-rod locking pins</w:t>
             </w:r>
           </w:p>
         </w:tc>
@@ -10366,33 +10775,25 @@
               <w:rPr>
                 <w:sz w:val="18"/>
               </w:rPr>
-              <w:t xml:space="preserve">Present and undamaged </w:t>
-            </w:r>
-            <w:r>
-              <w:rPr>
-                <w:b w:val="0"/>
+              <w:t>Both in their housing; not bent or cracked</w:t>
+            </w:r>
+          </w:p>
+        </w:tc>
+        <w:tc>
+          <w:tcPr>
+            <w:tcW w:type="dxa" w:w="3312"/>
+          </w:tcPr>
+          <w:p>
+            <w:pPr>
+              <w:spacing w:after="20"/>
+            </w:pPr>
+            <w:r>
+              <w:rPr>
                 <w:sz w:val="18"/>
-                <w:highlight w:val="lightGray"/>
-              </w:rPr>
-              <w:t>[confirm what they are]</w:t>
-            </w:r>
-          </w:p>
-        </w:tc>
-        <w:tc>
-          <w:tcPr>
-            <w:tcW w:type="dxa" w:w="3312"/>
-          </w:tcPr>
-          <w:p>
-            <w:pPr>
-              <w:spacing w:after="20"/>
-            </w:pPr>
-            <w:r>
-              <w:rPr>
-                <w:sz w:val="18"/>
-              </w:rPr>
-              <w:t>A drop pin broke in the 2026-08-04 to 08-06 sessions (</w:t>
-            </w:r>
-            <w:hyperlink r:id="rId37">
+              </w:rPr>
+              <w:t>Pins broke on 2026-07-30 and 2026-08-04 (</w:t>
+            </w:r>
+            <w:hyperlink r:id="rId36">
               <w:r>
                 <w:rPr>
                   <w:color w:val="0563C1"/>
@@ -10400,22 +10801,6 @@
                   <w:u w:val="single"/>
                 </w:rPr>
                 <w:t xml:space="preserve">issue #92</w:t>
-              </w:r>
-            </w:hyperlink>
-            <w:r>
-              <w:rPr>
-                <w:sz w:val="18"/>
-              </w:rPr>
-              <w:t xml:space="preserve">, </w:t>
-            </w:r>
-            <w:hyperlink r:id="rId38">
-              <w:r>
-                <w:rPr>
-                  <w:color w:val="0563C1"/>
-                  <w:sz w:val="18"/>
-                  <w:u w:val="single"/>
-                </w:rPr>
-                <w:t xml:space="preserve">analysis</w:t>
               </w:r>
             </w:hyperlink>
             <w:r>
@@ -10584,14 +10969,14 @@
               </w:rPr>
               <w:t>Hook stuck open after more than 1,500 drops, 2026-07-22 (</w:t>
             </w:r>
-            <w:hyperlink r:id="rId39">
+            <w:hyperlink r:id="rId52">
               <w:r>
                 <w:rPr>
                   <w:color w:val="0563C1"/>
                   <w:sz w:val="18"/>
                   <w:u w:val="single"/>
                 </w:rPr>
-                <w:t xml:space="preserve">note</w:t>
+                <w:t xml:space="preserve">fixed by lubrication</w:t>
               </w:r>
             </w:hyperlink>
             <w:r>
@@ -10807,7 +11192,7 @@
               <w:rPr>
                 <w:sz w:val="18"/>
               </w:rPr>
-              <w:t>Absorber stack</w:t>
+              <w:t>Absorber mat</w:t>
             </w:r>
           </w:p>
         </w:tc>
@@ -10823,7 +11208,7 @@
               <w:rPr>
                 <w:sz w:val="18"/>
               </w:rPr>
-              <w:t xml:space="preserve">Right stack for the plan; not worn past </w:t>
+              <w:t xml:space="preserve">Right mat for the plan; flat; not worn or compacted past </w:t>
             </w:r>
             <w:r>
               <w:rPr>
@@ -10843,6 +11228,28 @@
             <w:pPr>
               <w:spacing w:after="20"/>
             </w:pPr>
+            <w:r>
+              <w:rPr>
+                <w:sz w:val="18"/>
+              </w:rPr>
+              <w:t>Felt compacted with use; polyurethane stuck to the block (</w:t>
+            </w:r>
+            <w:hyperlink r:id="rId39">
+              <w:r>
+                <w:rPr>
+                  <w:color w:val="0563C1"/>
+                  <w:sz w:val="18"/>
+                  <w:u w:val="single"/>
+                </w:rPr>
+                <w:t xml:space="preserve">issue #88</w:t>
+              </w:r>
+            </w:hyperlink>
+            <w:r>
+              <w:rPr>
+                <w:sz w:val="18"/>
+              </w:rPr>
+              <w:t>)</w:t>
+            </w:r>
           </w:p>
         </w:tc>
       </w:tr>
@@ -11072,7 +11479,7 @@
               <w:rPr>
                 <w:sz w:val="18"/>
               </w:rPr>
-              <w:t>Sensors fell off in four runs (section 17.3)</w:t>
+              <w:t>Sensors fell off or came loose five times in June and July 2026 (section 17.3)</w:t>
             </w:r>
           </w:p>
         </w:tc>
@@ -11119,7 +11526,7 @@
               <w:rPr>
                 <w:sz w:val="18"/>
               </w:rPr>
-              <w:t>Safety key interlock</w:t>
+              <w:t>Safety key and pin interlock</w:t>
             </w:r>
           </w:p>
         </w:tc>
@@ -11147,6 +11554,12 @@
             <w:pPr>
               <w:spacing w:after="20"/>
             </w:pPr>
+            <w:r>
+              <w:rPr>
+                <w:sz w:val="18"/>
+              </w:rPr>
+              <w:t>Tower ran with pins out of their housing until 2026-08-05</w:t>
+            </w:r>
           </w:p>
         </w:tc>
       </w:tr>
@@ -11349,7 +11762,7 @@
       </w:pPr>
       <w:r>
         <w:rPr/>
-        <w:t xml:space="preserve">Excitation: ICP on for every channel with an ICP sensor (CH2 to CH5 in Figure 6). </w:t>
+        <w:t xml:space="preserve">Excitation: ICP on for every channel with an ICP sensor (CH2 to CH5 in Figure 8). </w:t>
       </w:r>
       <w:r>
         <w:rPr>
@@ -11369,7 +11782,20 @@
       </w:pPr>
       <w:r>
         <w:rPr/>
-        <w:t>Input ranges and sensitivities match table 9.2 and the calibration sheets. Compare the Recording Setup screen with the reference (Figure 6) and photograph it again after any change.</w:t>
+        <w:t xml:space="preserve">Sensitivities come from each sensor's calibration certificate, not a default value (defaults were typed in during the first tests in June 2026, </w:t>
+      </w:r>
+      <w:hyperlink r:id="rId53">
+        <w:r>
+          <w:rPr>
+            <w:color w:val="0563C1"/>
+            <w:u w:val="single"/>
+          </w:rPr>
+          <w:t xml:space="preserve">PR #74</w:t>
+        </w:r>
+      </w:hyperlink>
+      <w:r>
+        <w:rPr/>
+        <w:t>).</w:t>
       </w:r>
     </w:p>
     <w:p>
@@ -11382,6 +11808,71 @@
       </w:pPr>
       <w:r>
         <w:rPr/>
+        <w:t xml:space="preserve">After any sensor is disconnected and reconnected, re-enable its channel and check that it is active (a session's data were lost on 2026-07-29, </w:t>
+      </w:r>
+      <w:hyperlink r:id="rId54">
+        <w:r>
+          <w:rPr>
+            <w:color w:val="0563C1"/>
+            <w:u w:val="single"/>
+          </w:rPr>
+          <w:t xml:space="preserve">PR #86</w:t>
+        </w:r>
+      </w:hyperlink>
+      <w:r>
+        <w:rPr/>
+        <w:t>).</w:t>
+      </w:r>
+    </w:p>
+    <w:p>
+      <w:pPr>
+        <w:pStyle w:val="ListNumber"/>
+        <w:numPr>
+          <w:ilvl w:val="0"/>
+          <w:numId w:val="21"/>
+        </w:numPr>
+      </w:pPr>
+      <w:r>
+        <w:rPr/>
+        <w:t>Turn off channels with no sensor attached. A channel over its range latched the TP4 and stopped a 500-drop run at drop 256 on 2026-07-15 (</w:t>
+      </w:r>
+      <w:hyperlink r:id="rId55">
+        <w:r>
+          <w:rPr>
+            <w:color w:val="0563C1"/>
+            <w:u w:val="single"/>
+          </w:rPr>
+          <w:t xml:space="preserve">PR #82</w:t>
+        </w:r>
+      </w:hyperlink>
+      <w:r>
+        <w:rPr/>
+        <w:t>).</w:t>
+      </w:r>
+    </w:p>
+    <w:p>
+      <w:pPr>
+        <w:pStyle w:val="ListNumber"/>
+        <w:numPr>
+          <w:ilvl w:val="0"/>
+          <w:numId w:val="21"/>
+        </w:numPr>
+      </w:pPr>
+      <w:r>
+        <w:rPr/>
+        <w:t>Input ranges and sensitivities match table 9.2 and the calibration sheets. Compare the Recording Setup screen with the reference (Figure 8) and photograph it again after any change.</w:t>
+      </w:r>
+    </w:p>
+    <w:p>
+      <w:pPr>
+        <w:pStyle w:val="ListNumber"/>
+        <w:numPr>
+          <w:ilvl w:val="0"/>
+          <w:numId w:val="21"/>
+        </w:numPr>
+      </w:pPr>
+      <w:r>
+        <w:rPr/>
         <w:t xml:space="preserve">Trigger: channel </w:t>
       </w:r>
       <w:r>
@@ -11437,7 +11928,7 @@
       </w:r>
       <w:r>
         <w:rPr/>
-        <w:t>. Trigger levels from 150 G to 1,000 G have been used.</w:t>
+        <w:t>. Trigger levels from 150 G to 1,000 G have been used. Set the level above the noise from raising the block and below the smallest real impact: at 500 G, 5 in drops did not trigger.</w:t>
       </w:r>
     </w:p>
     <w:p>
@@ -11482,7 +11973,7 @@
         <w:rPr/>
         <w:t>After the first drop: an impact is in the record, peaks are near the reference values for the configuration, and no channel is flat, clipped or stepping. Example from 2026-10-17: CH4 peak at least 150 G; CH5 pulse about 3 to 4 ms long with a velocity change of about 205 to 225 in/s (</w:t>
       </w:r>
-      <w:hyperlink r:id="rId33">
+      <w:hyperlink r:id="rId46">
         <w:r>
           <w:rPr>
             <w:color w:val="0563C1"/>
@@ -11530,7 +12021,7 @@
         <w:rPr/>
         <w:t>Settings differ from the reference. On 2026-08-18 the TP4 settings were reset and had to be re-entered (</w:t>
       </w:r>
-      <w:hyperlink r:id="rId40">
+      <w:hyperlink r:id="rId56">
         <w:r>
           <w:rPr>
             <w:color w:val="0563C1"/>
@@ -11554,7 +12045,7 @@
         <w:drawing>
           <wp:inline xmlns:a="http://schemas.openxmlformats.org/drawingml/2006/main" xmlns:pic="http://schemas.openxmlformats.org/drawingml/2006/picture">
             <wp:extent cx="5760720" cy="3245206"/>
-            <wp:docPr id="6" name="Picture 6"/>
+            <wp:docPr id="8" name="Picture 8"/>
             <wp:cNvGraphicFramePr>
               <a:graphicFrameLocks noChangeAspect="1"/>
             </wp:cNvGraphicFramePr>
@@ -11566,7 +12057,7 @@
                     <pic:cNvPicPr/>
                   </pic:nvPicPr>
                   <pic:blipFill>
-                    <a:blip r:embed="rId41"/>
+                    <a:blip r:embed="rId57"/>
                     <a:stretch>
                       <a:fillRect/>
                     </a:stretch>
@@ -11594,7 +12085,7 @@
         <w:rPr>
           <w:b/>
         </w:rPr>
-        <w:t xml:space="preserve">Figure 6. </w:t>
+        <w:t xml:space="preserve">Figure 8. </w:t>
       </w:r>
       <w:r>
         <w:rPr>
@@ -11612,7 +12103,7 @@
         </w:rPr>
         <w:t xml:space="preserve">Photo: </w:t>
       </w:r>
-      <w:hyperlink r:id="rId42">
+      <w:hyperlink r:id="rId58">
         <w:r>
           <w:rPr>
             <w:color w:val="0563C1"/>
@@ -11709,7 +12200,7 @@
       </w:pPr>
       <w:r>
         <w:rPr/>
-        <w:t>At the start of the session, name one release controller and record the name in the log. Only that person inserts the safety key, raises the carriage and releases it. A handover is said out loud and logged.</w:t>
+        <w:t>At the start of the session, name one release controller and record the name in the log. Only that person inserts the safety key, raises the drop block and releases it. A handover is said out loud and logged.</w:t>
       </w:r>
     </w:p>
     <w:p>
@@ -11907,9 +12398,9 @@
     <w:p>
       <w:r>
         <w:rPr/>
-        <w:t xml:space="preserve">In two 60 in drops onto five felt sheets filmed at 960 frames per second, the carriage bounced back at 0.35 to 0.43 times its impact speed, and the anti-rebound brakes stopped it 86 to 89 ms after impact, 130 to 150 mm above the absorber, with no second impact (Figure 7; </w:t>
-      </w:r>
-      <w:hyperlink r:id="rId43">
+        <w:t xml:space="preserve">In two 60 in drops onto five felt sheets filmed at 960 frames per second, the drop block bounced back at 0.35 to 0.43 times its impact speed, and the anti-rebound brakes stopped it 86 to 89 ms after impact, 130 to 150 mm above the absorber, with no second impact (Figure 9; </w:t>
+      </w:r>
+      <w:hyperlink r:id="rId59">
         <w:r>
           <w:rPr>
             <w:color w:val="0563C1"/>
@@ -11965,7 +12456,7 @@
       </w:pPr>
       <w:r>
         <w:rPr/>
-        <w:t xml:space="preserve">Approach only when the brakes hold the carriage, the specimen and cables have stopped moving, and </w:t>
+        <w:t xml:space="preserve">Approach only when the brakes hold the drop block, the specimen and cables have stopped moving, and </w:t>
       </w:r>
       <w:r>
         <w:rPr>
@@ -12000,7 +12491,7 @@
       </w:pPr>
       <w:r>
         <w:rPr/>
-        <w:t>If the brakes do not catch and the carriage strikes again, stop and inspect before the next drop.</w:t>
+        <w:t>If the brakes do not catch and the drop block strikes again, stop and inspect before the next drop.</w:t>
       </w:r>
     </w:p>
     <w:p>
@@ -12043,7 +12534,7 @@
       </w:pPr>
       <w:r>
         <w:rPr/>
-        <w:t>The brakes do not catch, or the carriage creeps down after the catch.</w:t>
+        <w:t>The brakes do not catch, or the drop block creeps down after the catch.</w:t>
       </w:r>
     </w:p>
     <w:p>
@@ -12056,7 +12547,7 @@
         <w:drawing>
           <wp:inline xmlns:a="http://schemas.openxmlformats.org/drawingml/2006/main" xmlns:pic="http://schemas.openxmlformats.org/drawingml/2006/picture">
             <wp:extent cx="5943600" cy="1557223"/>
-            <wp:docPr id="7" name="Picture 7"/>
+            <wp:docPr id="9" name="Picture 9"/>
             <wp:cNvGraphicFramePr>
               <a:graphicFrameLocks noChangeAspect="1"/>
             </wp:cNvGraphicFramePr>
@@ -12068,7 +12559,7 @@
                     <pic:cNvPicPr/>
                   </pic:nvPicPr>
                   <pic:blipFill>
-                    <a:blip r:embed="rId44"/>
+                    <a:blip r:embed="rId60"/>
                     <a:stretch>
                       <a:fillRect/>
                     </a:stretch>
@@ -12096,7 +12587,7 @@
         <w:rPr>
           <w:b/>
         </w:rPr>
-        <w:t xml:space="preserve">Figure 7. </w:t>
+        <w:t xml:space="preserve">Figure 9. </w:t>
       </w:r>
       <w:r>
         <w:rPr>
@@ -12114,7 +12605,7 @@
         </w:rPr>
         <w:t xml:space="preserve">Figure: </w:t>
       </w:r>
-      <w:hyperlink r:id="rId45">
+      <w:hyperlink r:id="rId61">
         <w:r>
           <w:rPr>
             <w:color w:val="0563C1"/>
@@ -12631,7 +13122,7 @@
               <w:rPr>
                 <w:sz w:val="18"/>
               </w:rPr>
-              <w:t>Carriage creeps, latch will not close, hoist moves without a command</w:t>
+              <w:t>Drop block creeps, latch will not close, hoist moves without a command</w:t>
             </w:r>
           </w:p>
         </w:tc>
@@ -13019,7 +13510,7 @@
       </w:pPr>
       <w:r>
         <w:rPr/>
-        <w:t>If the carriage does not release: do not reach under it, and do not keep retrying. Remove the safety key.</w:t>
+        <w:t>If the drop block does not release: do not reach under it, and do not keep retrying. Remove the safety key.</w:t>
       </w:r>
     </w:p>
     <w:p>
@@ -13032,7 +13523,7 @@
       </w:pPr>
       <w:r>
         <w:rPr/>
-        <w:t xml:space="preserve">Unload the latch: lower the carriage with the hoist </w:t>
+        <w:t xml:space="preserve">Unload the latch: lower the drop block with the hoist </w:t>
       </w:r>
       <w:r>
         <w:rPr>
@@ -13080,7 +13571,7 @@
       </w:pPr>
       <w:r>
         <w:rPr/>
-        <w:t>Interrupted test (power loss, air loss, DAQ crash, someone in the zone): treat the carriage as raised and latched until checked, and follow steps 1 to 3.</w:t>
+        <w:t>Interrupted test (power loss, air loss, DAQ crash, someone in the zone): treat the drop block as raised and latched until checked, and follow steps 1 to 3.</w:t>
       </w:r>
     </w:p>
     <w:p>
@@ -13095,7 +13586,7 @@
         <w:rPr/>
         <w:t xml:space="preserve">Release hook that will not fall closed: follow the </w:t>
       </w:r>
-      <w:hyperlink r:id="rId39">
+      <w:hyperlink r:id="rId62">
         <w:r>
           <w:rPr>
             <w:color w:val="0563C1"/>
@@ -13106,7 +13597,20 @@
       </w:hyperlink>
       <w:r>
         <w:rPr/>
-        <w:t>, with power and air off and the carriage supported.</w:t>
+        <w:t xml:space="preserve"> (it wrongly calls the tower a custom build), with power and air off and the drop block supported. On 2026-07-22 a second lubrication fixed it (</w:t>
+      </w:r>
+      <w:hyperlink r:id="rId52">
+        <w:r>
+          <w:rPr>
+            <w:color w:val="0563C1"/>
+            <w:u w:val="single"/>
+          </w:rPr>
+          <w:t xml:space="preserve">PR #86</w:t>
+        </w:r>
+      </w:hyperlink>
+      <w:r>
+        <w:rPr/>
+        <w:t>).</w:t>
       </w:r>
     </w:p>
     <w:p>
@@ -13236,7 +13740,7 @@
                 <w:sz w:val="19"/>
                 <w:highlight w:val="lightGray"/>
               </w:rPr>
-              <w:t>[ ]</w:t>
+              <w:t>[Is it the round button at the top left of the console in Figure 4?]</w:t>
             </w:r>
           </w:p>
         </w:tc>
@@ -13308,7 +13812,7 @@
                 <w:sz w:val="19"/>
                 <w:highlight w:val="lightGray"/>
               </w:rPr>
-              <w:t>[for example: it does not lower the carriage. A raised carriage stays raised and can still fall. Air stays in the lines and brakes. Bungee cords stay stretched.]</w:t>
+              <w:t>[for example: it does not lower the drop block. A raised drop block stays raised and can still fall. Air stays in the lines and brakes. Bungee cords stay stretched.]</w:t>
             </w:r>
           </w:p>
         </w:tc>
@@ -13913,7 +14417,7 @@
       </w:pPr>
       <w:r>
         <w:rPr/>
-        <w:t>An authorized operator stays in CB 152A, in sight of the tower, whenever the safety key is in, the system is pressurized or the carriage is raised. This includes automatic repeat runs.</w:t>
+        <w:t>An authorized operator stays in CB 152A, in sight of the tower, whenever the safety key is in, the system is pressurized or the drop block is raised. This includes automatic repeat runs.</w:t>
       </w:r>
     </w:p>
     <w:p>
@@ -13926,7 +14430,7 @@
       </w:pPr>
       <w:r>
         <w:rPr/>
-        <w:t xml:space="preserve">Before stepping away for any length of time: stop the run, lower the carriage to </w:t>
+        <w:t xml:space="preserve">Before stepping away for any length of time: stop the run, lower the drop block to </w:t>
       </w:r>
       <w:r>
         <w:rPr>
@@ -13974,7 +14478,7 @@
       </w:pPr>
       <w:r>
         <w:rPr/>
-        <w:t>Never leave a carriage held up by the latch alone.</w:t>
+        <w:t>Never leave a drop block held up by the latch alone.</w:t>
       </w:r>
     </w:p>
     <w:p>
@@ -14137,7 +14641,7 @@
           <w:b w:val="0"/>
           <w:highlight w:val="lightGray"/>
         </w:rPr>
-        <w:t>[location]</w:t>
+        <w:t>[location; the filter-regulators are on the wall behind the tower, Figure 5 (a)]</w:t>
       </w:r>
       <w:r>
         <w:rPr/>
@@ -14391,7 +14895,7 @@
               <w:rPr>
                 <w:sz w:val="19"/>
               </w:rPr>
-              <w:t>Drop mass (carriage)</w:t>
+              <w:t>Drop mass (drop block)</w:t>
             </w:r>
           </w:p>
         </w:tc>
@@ -14468,7 +14972,7 @@
               <w:rPr>
                 <w:sz w:val="19"/>
               </w:rPr>
-              <w:t>Mechanical restraints</w:t>
+              <w:t>Guide-rod locking pins</w:t>
             </w:r>
           </w:p>
         </w:tc>
@@ -14482,17 +14986,9 @@
             </w:pPr>
             <w:r>
               <w:rPr>
-                <w:b w:val="0"/>
                 <w:sz w:val="19"/>
-                <w:highlight w:val="lightGray"/>
-              </w:rPr>
-              <w:t>[pins or blocks]</w:t>
-            </w:r>
-            <w:r>
-              <w:rPr>
-                <w:sz w:val="19"/>
-              </w:rPr>
-              <w:t xml:space="preserve"> in place</w:t>
+              </w:rPr>
+              <w:t>Both in their housing, counted</w:t>
             </w:r>
           </w:p>
         </w:tc>
@@ -15008,7 +15504,7 @@
         <w:rPr/>
         <w:t xml:space="preserve">. Session data and campaign notes have also been posted on </w:t>
       </w:r>
-      <w:hyperlink r:id="rId23">
+      <w:hyperlink r:id="rId24">
         <w:r>
           <w:rPr>
             <w:color w:val="0563C1"/>
@@ -15087,7 +15583,7 @@
       </w:pPr>
       <w:r>
         <w:rPr/>
-        <w:t>Any near miss: someone in the exclusion zone during a drop, or under a raised carriage without the restraint.</w:t>
+        <w:t>Any near miss: someone in the exclusion zone during a drop, or under a raised drop block without the restraint.</w:t>
       </w:r>
     </w:p>
     <w:p>
@@ -15105,7 +15601,7 @@
       </w:pPr>
       <w:r>
         <w:rPr/>
-        <w:t>A failed release, an unexpected drop, or a carriage that moves without a command.</w:t>
+        <w:t>A failed release, an unexpected drop, or a drop block that moves without a command.</w:t>
       </w:r>
     </w:p>
     <w:p>
@@ -15158,7 +15654,7 @@
     <w:p>
       <w:r>
         <w:rPr/>
-        <w:t xml:space="preserve">Each previous incident is matched to a preventive step in this SOP. "Logged" is the date the run was recorded in the repository. </w:t>
+        <w:t xml:space="preserve">Each previous incident is matched to a preventive step in this SOP. Dates are when the incident was reported. </w:t>
       </w:r>
       <w:r>
         <w:rPr>
@@ -15184,10 +15680,10 @@
         <w:tblLook w:firstColumn="1" w:firstRow="1" w:lastColumn="0" w:lastRow="0" w:noHBand="0" w:noVBand="1" w:val="04A0"/>
       </w:tblPr>
       <w:tblGrid>
-        <w:gridCol w:w="1656"/>
+        <w:gridCol w:w="1728"/>
+        <w:gridCol w:w="3312"/>
         <w:gridCol w:w="3240"/>
-        <w:gridCol w:w="3312"/>
-        <w:gridCol w:w="1152"/>
+        <w:gridCol w:w="1080"/>
       </w:tblGrid>
       <w:tr>
         <w:trPr>
@@ -15195,7 +15691,7 @@
         </w:trPr>
         <w:tc>
           <w:tcPr>
-            <w:tcW w:type="dxa" w:w="1656"/>
+            <w:tcW w:type="dxa" w:w="1728"/>
             <w:shd w:val="clear" w:color="auto" w:fill="D9E2F3"/>
           </w:tcPr>
           <w:p>
@@ -15204,7 +15700,22 @@
                 <w:b/>
                 <w:sz w:val="17"/>
               </w:rPr>
-              <w:t>Logged</w:t>
+              <w:t>Date</w:t>
+            </w:r>
+          </w:p>
+        </w:tc>
+        <w:tc>
+          <w:tcPr>
+            <w:tcW w:type="dxa" w:w="3312"/>
+            <w:shd w:val="clear" w:color="auto" w:fill="D9E2F3"/>
+          </w:tcPr>
+          <w:p>
+            <w:r>
+              <w:rPr>
+                <w:b/>
+                <w:sz w:val="17"/>
+              </w:rPr>
+              <w:t>What happened</w:t>
             </w:r>
           </w:p>
         </w:tc>
@@ -15219,13 +15730,13 @@
                 <w:b/>
                 <w:sz w:val="17"/>
               </w:rPr>
-              <w:t>What happened</w:t>
-            </w:r>
-          </w:p>
-        </w:tc>
-        <w:tc>
-          <w:tcPr>
-            <w:tcW w:type="dxa" w:w="3312"/>
+              <w:t>Preventive step</w:t>
+            </w:r>
+          </w:p>
+        </w:tc>
+        <w:tc>
+          <w:tcPr>
+            <w:tcW w:type="dxa" w:w="1080"/>
             <w:shd w:val="clear" w:color="auto" w:fill="D9E2F3"/>
           </w:tcPr>
           <w:p>
@@ -15234,21 +15745,6 @@
                 <w:b/>
                 <w:sz w:val="17"/>
               </w:rPr>
-              <w:t>Preventive step</w:t>
-            </w:r>
-          </w:p>
-        </w:tc>
-        <w:tc>
-          <w:tcPr>
-            <w:tcW w:type="dxa" w:w="1152"/>
-            <w:shd w:val="clear" w:color="auto" w:fill="D9E2F3"/>
-          </w:tcPr>
-          <w:p>
-            <w:r>
-              <w:rPr>
-                <w:b/>
-                <w:sz w:val="17"/>
-              </w:rPr>
               <w:t>Section</w:t>
             </w:r>
           </w:p>
@@ -15257,7 +15753,7 @@
       <w:tr>
         <w:tc>
           <w:tcPr>
-            <w:tcW w:type="dxa" w:w="1656"/>
+            <w:tcW w:type="dxa" w:w="1728"/>
           </w:tcPr>
           <w:p>
             <w:pPr>
@@ -15267,9 +15763,9 @@
               <w:rPr>
                 <w:sz w:val="17"/>
               </w:rPr>
-              <w:t>First drops (</w:t>
-            </w:r>
-            <w:hyperlink r:id="rId26">
+              <w:t>2026-05-26 (</w:t>
+            </w:r>
+            <w:hyperlink r:id="rId63">
               <w:r>
                 <w:rPr>
                   <w:color w:val="0563C1"/>
@@ -15289,6 +15785,22 @@
         </w:tc>
         <w:tc>
           <w:tcPr>
+            <w:tcW w:type="dxa" w:w="3312"/>
+          </w:tcPr>
+          <w:p>
+            <w:pPr>
+              <w:spacing w:after="20"/>
+            </w:pPr>
+            <w:r>
+              <w:rPr>
+                <w:sz w:val="17"/>
+              </w:rPr>
+              <w:t>With bungee cords pulling the drop block faster than free fall, the specimen lifted off the base and landed out of line. The cage top plate could tilt about 25°.</w:t>
+            </w:r>
+          </w:p>
+        </w:tc>
+        <w:tc>
+          <w:tcPr>
             <w:tcW w:type="dxa" w:w="3240"/>
           </w:tcPr>
           <w:p>
@@ -15299,29 +15811,13 @@
               <w:rPr>
                 <w:sz w:val="17"/>
               </w:rPr>
-              <w:t>With bungee cords pulling the carriage faster than free fall, the specimen lifted off the base and landed out of line. The cage top plate could tilt about 25°.</w:t>
-            </w:r>
-          </w:p>
-        </w:tc>
-        <w:tc>
-          <w:tcPr>
-            <w:tcW w:type="dxa" w:w="3312"/>
-          </w:tcPr>
-          <w:p>
-            <w:pPr>
-              <w:spacing w:after="20"/>
-            </w:pPr>
-            <w:r>
-              <w:rPr>
-                <w:sz w:val="17"/>
-              </w:rPr>
               <w:t>Tie specimens to the base plate. Bungee cords only in approved configurations.</w:t>
             </w:r>
           </w:p>
         </w:tc>
         <w:tc>
           <w:tcPr>
-            <w:tcW w:type="dxa" w:w="1152"/>
+            <w:tcW w:type="dxa" w:w="1080"/>
           </w:tcPr>
           <w:p>
             <w:pPr>
@@ -15339,7 +15835,7 @@
       <w:tr>
         <w:tc>
           <w:tcPr>
-            <w:tcW w:type="dxa" w:w="1656"/>
+            <w:tcW w:type="dxa" w:w="1728"/>
           </w:tcPr>
           <w:p>
             <w:pPr>
@@ -15349,9 +15845,173 @@
               <w:rPr>
                 <w:sz w:val="17"/>
               </w:rPr>
+              <w:t>June 2026 (</w:t>
+            </w:r>
+            <w:hyperlink r:id="rId53">
+              <w:r>
+                <w:rPr>
+                  <w:color w:val="0563C1"/>
+                  <w:sz w:val="17"/>
+                  <w:u w:val="single"/>
+                </w:rPr>
+                <w:t xml:space="preserve">PR #74</w:t>
+              </w:r>
+            </w:hyperlink>
+            <w:r>
+              <w:rPr>
+                <w:sz w:val="17"/>
+              </w:rPr>
+              <w:t>)</w:t>
+            </w:r>
+          </w:p>
+        </w:tc>
+        <w:tc>
+          <w:tcPr>
+            <w:tcW w:type="dxa" w:w="3312"/>
+          </w:tcPr>
+          <w:p>
+            <w:pPr>
+              <w:spacing w:after="20"/>
+            </w:pPr>
+            <w:r>
+              <w:rPr>
+                <w:sz w:val="17"/>
+              </w:rPr>
+              <w:t>Default sensitivities typed into the TP4 instead of certificate values; a channel saturated; the TP4 captured while the block was raised; 5 in drops did not trigger.</w:t>
+            </w:r>
+          </w:p>
+        </w:tc>
+        <w:tc>
+          <w:tcPr>
+            <w:tcW w:type="dxa" w:w="3240"/>
+          </w:tcPr>
+          <w:p>
+            <w:pPr>
+              <w:spacing w:after="20"/>
+            </w:pPr>
+            <w:r>
+              <w:rPr>
+                <w:sz w:val="17"/>
+              </w:rPr>
+              <w:t>Sensitivities from certificates; trigger level set between hoist noise and the smallest impact.</w:t>
+            </w:r>
+          </w:p>
+        </w:tc>
+        <w:tc>
+          <w:tcPr>
+            <w:tcW w:type="dxa" w:w="1080"/>
+          </w:tcPr>
+          <w:p>
+            <w:pPr>
+              <w:spacing w:after="20"/>
+            </w:pPr>
+            <w:r>
+              <w:rPr>
+                <w:sz w:val="17"/>
+              </w:rPr>
+              <w:t>11</w:t>
+            </w:r>
+          </w:p>
+        </w:tc>
+      </w:tr>
+      <w:tr>
+        <w:tc>
+          <w:tcPr>
+            <w:tcW w:type="dxa" w:w="1728"/>
+          </w:tcPr>
+          <w:p>
+            <w:pPr>
+              <w:spacing w:after="20"/>
+            </w:pPr>
+            <w:r>
+              <w:rPr>
+                <w:sz w:val="17"/>
+              </w:rPr>
               <w:t>2026-06-23 (</w:t>
             </w:r>
-            <w:hyperlink r:id="rId46">
+            <w:hyperlink r:id="rId64">
+              <w:r>
+                <w:rPr>
+                  <w:color w:val="0563C1"/>
+                  <w:sz w:val="17"/>
+                  <w:u w:val="single"/>
+                </w:rPr>
+                <w:t xml:space="preserve">PR #67</w:t>
+              </w:r>
+            </w:hyperlink>
+            <w:r>
+              <w:rPr>
+                <w:sz w:val="17"/>
+              </w:rPr>
+              <w:t>)</w:t>
+            </w:r>
+          </w:p>
+        </w:tc>
+        <w:tc>
+          <w:tcPr>
+            <w:tcW w:type="dxa" w:w="3312"/>
+          </w:tcPr>
+          <w:p>
+            <w:pPr>
+              <w:spacing w:after="20"/>
+            </w:pPr>
+            <w:r>
+              <w:rPr>
+                <w:sz w:val="17"/>
+              </w:rPr>
+              <w:t>A vertex accelerometer that was not fully secured fell off on the drop.</w:t>
+            </w:r>
+          </w:p>
+        </w:tc>
+        <w:tc>
+          <w:tcPr>
+            <w:tcW w:type="dxa" w:w="3240"/>
+          </w:tcPr>
+          <w:p>
+            <w:pPr>
+              <w:spacing w:after="20"/>
+            </w:pPr>
+            <w:r>
+              <w:rPr>
+                <w:sz w:val="17"/>
+              </w:rPr>
+              <w:t>Tug test after mounting; check before every drop.</w:t>
+            </w:r>
+          </w:p>
+        </w:tc>
+        <w:tc>
+          <w:tcPr>
+            <w:tcW w:type="dxa" w:w="1080"/>
+          </w:tcPr>
+          <w:p>
+            <w:pPr>
+              <w:spacing w:after="20"/>
+            </w:pPr>
+            <w:r>
+              <w:rPr>
+                <w:sz w:val="17"/>
+              </w:rPr>
+              <w:t>9.3, 1.2</w:t>
+            </w:r>
+          </w:p>
+        </w:tc>
+      </w:tr>
+      <w:tr>
+        <w:tc>
+          <w:tcPr>
+            <w:tcW w:type="dxa" w:w="1728"/>
+          </w:tcPr>
+          <w:p>
+            <w:pPr>
+              <w:spacing w:after="20"/>
+            </w:pPr>
+            <w:r>
+              <w:rPr>
+                <w:sz w:val="17"/>
+              </w:rPr>
+              <w:t>2026-06-29 (</w:t>
+            </w:r>
+            <w:hyperlink r:id="rId65">
               <w:r>
                 <w:rPr>
                   <w:color w:val="0563C1"/>
@@ -15371,6 +16031,22 @@
         </w:tc>
         <w:tc>
           <w:tcPr>
+            <w:tcW w:type="dxa" w:w="3312"/>
+          </w:tcPr>
+          <w:p>
+            <w:pPr>
+              <w:spacing w:after="20"/>
+            </w:pPr>
+            <w:r>
+              <w:rPr>
+                <w:sz w:val="17"/>
+              </w:rPr>
+              <w:t>Top-vertex accelerometer fell out of the key seat; the press fit alone was not enough.</w:t>
+            </w:r>
+          </w:p>
+        </w:tc>
+        <w:tc>
+          <w:tcPr>
             <w:tcW w:type="dxa" w:w="3240"/>
           </w:tcPr>
           <w:p>
@@ -15381,107 +16057,9 @@
               <w:rPr>
                 <w:sz w:val="17"/>
               </w:rPr>
-              <w:t>Vertex-mounted accelerometer not fully secured; it fell off on the drop.</w:t>
-            </w:r>
-          </w:p>
-        </w:tc>
-        <w:tc>
-          <w:tcPr>
-            <w:tcW w:type="dxa" w:w="3312"/>
-          </w:tcPr>
-          <w:p>
-            <w:pPr>
-              <w:spacing w:after="20"/>
-            </w:pPr>
-            <w:r>
-              <w:rPr>
-                <w:sz w:val="17"/>
-              </w:rPr>
-              <w:t>Tug test after mounting; check before every drop.</w:t>
-            </w:r>
-          </w:p>
-        </w:tc>
-        <w:tc>
-          <w:tcPr>
-            <w:tcW w:type="dxa" w:w="1152"/>
-          </w:tcPr>
-          <w:p>
-            <w:pPr>
-              <w:spacing w:after="20"/>
-            </w:pPr>
-            <w:r>
-              <w:rPr>
-                <w:sz w:val="17"/>
-              </w:rPr>
-              <w:t>9.3, 1.2</w:t>
-            </w:r>
-          </w:p>
-        </w:tc>
-      </w:tr>
-      <w:tr>
-        <w:tc>
-          <w:tcPr>
-            <w:tcW w:type="dxa" w:w="1656"/>
-          </w:tcPr>
-          <w:p>
-            <w:pPr>
-              <w:spacing w:after="20"/>
-            </w:pPr>
-            <w:r>
-              <w:rPr>
-                <w:sz w:val="17"/>
-              </w:rPr>
-              <w:t>2026-06-29 (</w:t>
-            </w:r>
-            <w:hyperlink r:id="rId47">
-              <w:r>
-                <w:rPr>
-                  <w:color w:val="0563C1"/>
-                  <w:sz w:val="17"/>
-                  <w:u w:val="single"/>
-                </w:rPr>
-                <w:t xml:space="preserve">record</w:t>
-              </w:r>
-            </w:hyperlink>
-            <w:r>
-              <w:rPr>
-                <w:sz w:val="17"/>
-              </w:rPr>
-              <w:t>)</w:t>
-            </w:r>
-          </w:p>
-        </w:tc>
-        <w:tc>
-          <w:tcPr>
-            <w:tcW w:type="dxa" w:w="3240"/>
-          </w:tcPr>
-          <w:p>
-            <w:pPr>
-              <w:spacing w:after="20"/>
-            </w:pPr>
-            <w:r>
-              <w:rPr>
-                <w:sz w:val="17"/>
-              </w:rPr>
-              <w:t>Top-vertex accelerometer fell out of the key seat; press fit alone was not enough.</w:t>
-            </w:r>
-          </w:p>
-        </w:tc>
-        <w:tc>
-          <w:tcPr>
-            <w:tcW w:type="dxa" w:w="3312"/>
-          </w:tcPr>
-          <w:p>
-            <w:pPr>
-              <w:spacing w:after="20"/>
-            </w:pPr>
-            <w:r>
-              <w:rPr>
-                <w:sz w:val="17"/>
-              </w:rPr>
               <w:t>Wax inside the key-seat housing (</w:t>
             </w:r>
-            <w:hyperlink r:id="rId48">
+            <w:hyperlink r:id="rId66">
               <w:r>
                 <w:rPr>
                   <w:color w:val="0563C1"/>
@@ -15501,7 +16079,7 @@
         </w:tc>
         <w:tc>
           <w:tcPr>
-            <w:tcW w:type="dxa" w:w="1152"/>
+            <w:tcW w:type="dxa" w:w="1080"/>
           </w:tcPr>
           <w:p>
             <w:pPr>
@@ -15519,7 +16097,7 @@
       <w:tr>
         <w:tc>
           <w:tcPr>
-            <w:tcW w:type="dxa" w:w="1656"/>
+            <w:tcW w:type="dxa" w:w="1728"/>
           </w:tcPr>
           <w:p>
             <w:pPr>
@@ -15531,14 +16109,14 @@
               </w:rPr>
               <w:t>2026-07-02 (</w:t>
             </w:r>
-            <w:hyperlink r:id="rId34">
+            <w:hyperlink r:id="rId40">
               <w:r>
                 <w:rPr>
                   <w:color w:val="0563C1"/>
                   <w:sz w:val="17"/>
                   <w:u w:val="single"/>
                 </w:rPr>
-                <w:t xml:space="preserve">run 1</w:t>
+                <w:t xml:space="preserve">PR #67</w:t>
               </w:r>
             </w:hyperlink>
             <w:r>
@@ -15551,6 +16129,22 @@
         </w:tc>
         <w:tc>
           <w:tcPr>
+            <w:tcW w:type="dxa" w:w="3312"/>
+          </w:tcPr>
+          <w:p>
+            <w:pPr>
+              <w:spacing w:after="20"/>
+            </w:pPr>
+            <w:r>
+              <w:rPr>
+                <w:sz w:val="17"/>
+              </w:rPr>
+              <w:t>Tri-axis accelerometer, seated only halfway, fell out at drop 26.</w:t>
+            </w:r>
+          </w:p>
+        </w:tc>
+        <w:tc>
+          <w:tcPr>
             <w:tcW w:type="dxa" w:w="3240"/>
           </w:tcPr>
           <w:p>
@@ -15561,25 +16155,9 @@
               <w:rPr>
                 <w:sz w:val="17"/>
               </w:rPr>
-              <w:t>Tri-axis accelerometer fell out of the key seat at drop 26.</w:t>
-            </w:r>
-          </w:p>
-        </w:tc>
-        <w:tc>
-          <w:tcPr>
-            <w:tcW w:type="dxa" w:w="3312"/>
-          </w:tcPr>
-          <w:p>
-            <w:pPr>
-              <w:spacing w:after="20"/>
-            </w:pPr>
-            <w:r>
-              <w:rPr>
-                <w:sz w:val="17"/>
-              </w:rPr>
-              <w:t>Clamp the cable to a rod so cable pull cannot reach the sensor; it then stayed on for all 50 drops (</w:t>
-            </w:r>
-            <w:hyperlink r:id="rId35">
+              <w:t>Housing deepened to 6.1 mm; cable tied to a rod so a pull cannot drag the sensor out; it then stayed on for 50 drops (</w:t>
+            </w:r>
+            <w:hyperlink r:id="rId48">
               <w:r>
                 <w:rPr>
                   <w:color w:val="0563C1"/>
@@ -15599,7 +16177,7 @@
         </w:tc>
         <w:tc>
           <w:tcPr>
-            <w:tcW w:type="dxa" w:w="1152"/>
+            <w:tcW w:type="dxa" w:w="1080"/>
           </w:tcPr>
           <w:p>
             <w:pPr>
@@ -15609,7 +16187,7 @@
               <w:rPr>
                 <w:sz w:val="17"/>
               </w:rPr>
-              <w:t>9.4</w:t>
+              <w:t>9.3, 9.4</w:t>
             </w:r>
           </w:p>
         </w:tc>
@@ -15617,7 +16195,7 @@
       <w:tr>
         <w:tc>
           <w:tcPr>
-            <w:tcW w:type="dxa" w:w="1656"/>
+            <w:tcW w:type="dxa" w:w="1728"/>
           </w:tcPr>
           <w:p>
             <w:pPr>
@@ -15629,14 +16207,14 @@
               </w:rPr>
               <w:t>2026-07-03 (</w:t>
             </w:r>
-            <w:hyperlink r:id="rId49">
+            <w:hyperlink r:id="rId67">
               <w:r>
                 <w:rPr>
                   <w:color w:val="0563C1"/>
                   <w:sz w:val="17"/>
                   <w:u w:val="single"/>
                 </w:rPr>
-                <w:t xml:space="preserve">record</w:t>
+                <w:t xml:space="preserve">PR #67</w:t>
               </w:r>
             </w:hyperlink>
             <w:r>
@@ -15649,6 +16227,22 @@
         </w:tc>
         <w:tc>
           <w:tcPr>
+            <w:tcW w:type="dxa" w:w="3312"/>
+          </w:tcPr>
+          <w:p>
+            <w:pPr>
+              <w:spacing w:after="20"/>
+            </w:pPr>
+            <w:r>
+              <w:rPr>
+                <w:sz w:val="17"/>
+              </w:rPr>
+              <w:t>CH5 base-plate accelerometer, held with wax, fell off mid-run and caused false triggers.</w:t>
+            </w:r>
+          </w:p>
+        </w:tc>
+        <w:tc>
+          <w:tcPr>
             <w:tcW w:type="dxa" w:w="3240"/>
           </w:tcPr>
           <w:p>
@@ -15659,29 +16253,13 @@
               <w:rPr>
                 <w:sz w:val="17"/>
               </w:rPr>
-              <w:t>CH5 base-plate accelerometer, held with bare wax, fell off mid-run.</w:t>
-            </w:r>
-          </w:p>
-        </w:tc>
-        <w:tc>
-          <w:tcPr>
-            <w:tcW w:type="dxa" w:w="3312"/>
-          </w:tcPr>
-          <w:p>
-            <w:pPr>
-              <w:spacing w:after="20"/>
-            </w:pPr>
-            <w:r>
-              <w:rPr>
-                <w:sz w:val="17"/>
-              </w:rPr>
-              <w:t>Approved mounting method; stop if a sensor is loose.</w:t>
-            </w:r>
-          </w:p>
-        </w:tc>
-        <w:tc>
-          <w:tcPr>
-            <w:tcW w:type="dxa" w:w="1152"/>
+              <w:t>Approved mounting method (CH5 taped down from 2026-07-06); stop if a sensor is loose.</w:t>
+            </w:r>
+          </w:p>
+        </w:tc>
+        <w:tc>
+          <w:tcPr>
+            <w:tcW w:type="dxa" w:w="1080"/>
           </w:tcPr>
           <w:p>
             <w:pPr>
@@ -15699,7 +16277,7 @@
       <w:tr>
         <w:tc>
           <w:tcPr>
-            <w:tcW w:type="dxa" w:w="1656"/>
+            <w:tcW w:type="dxa" w:w="1728"/>
           </w:tcPr>
           <w:p>
             <w:pPr>
@@ -15709,16 +16287,16 @@
               <w:rPr>
                 <w:sz w:val="17"/>
               </w:rPr>
-              <w:t>2026-07-13 (</w:t>
-            </w:r>
-            <w:hyperlink r:id="rId50">
+              <w:t>2026-07-06 (</w:t>
+            </w:r>
+            <w:hyperlink r:id="rId68">
               <w:r>
                 <w:rPr>
                   <w:color w:val="0563C1"/>
                   <w:sz w:val="17"/>
                   <w:u w:val="single"/>
                 </w:rPr>
-                <w:t xml:space="preserve">record</w:t>
+                <w:t xml:space="preserve">PR #35</w:t>
               </w:r>
             </w:hyperlink>
             <w:r>
@@ -15731,6 +16309,22 @@
         </w:tc>
         <w:tc>
           <w:tcPr>
+            <w:tcW w:type="dxa" w:w="3312"/>
+          </w:tcPr>
+          <w:p>
+            <w:pPr>
+              <w:spacing w:after="20"/>
+            </w:pPr>
+            <w:r>
+              <w:rPr>
+                <w:sz w:val="17"/>
+              </w:rPr>
+              <w:t>An oversized key-seat pocket let the sensor rotate free despite the wax.</w:t>
+            </w:r>
+          </w:p>
+        </w:tc>
+        <w:tc>
+          <w:tcPr>
             <w:tcW w:type="dxa" w:w="3240"/>
           </w:tcPr>
           <w:p>
@@ -15741,79 +16335,29 @@
               <w:rPr>
                 <w:sz w:val="17"/>
               </w:rPr>
-              <w:t>CH7 and CH8 exceeded full scale (clipping) on most captures at 10 in.</w:t>
-            </w:r>
-          </w:p>
-        </w:tc>
-        <w:tc>
-          <w:tcPr>
-            <w:tcW w:type="dxa" w:w="3312"/>
-          </w:tcPr>
-          <w:p>
-            <w:pPr>
-              <w:spacing w:after="20"/>
-            </w:pPr>
-            <w:r>
-              <w:rPr>
-                <w:sz w:val="17"/>
-              </w:rPr>
-              <w:t>Choose sensors and TP4 ranges for the expected peak.</w:t>
-            </w:r>
-          </w:p>
-        </w:tc>
-        <w:tc>
-          <w:tcPr>
-            <w:tcW w:type="dxa" w:w="1152"/>
-          </w:tcPr>
-          <w:p>
-            <w:pPr>
-              <w:spacing w:after="20"/>
-            </w:pPr>
-            <w:r>
-              <w:rPr>
-                <w:sz w:val="17"/>
-              </w:rPr>
-              <w:t>9.2</w:t>
-            </w:r>
-          </w:p>
-        </w:tc>
-      </w:tr>
-      <w:tr>
-        <w:tc>
-          <w:tcPr>
-            <w:tcW w:type="dxa" w:w="1656"/>
-          </w:tcPr>
-          <w:p>
-            <w:pPr>
-              <w:spacing w:after="20"/>
-            </w:pPr>
-            <w:r>
-              <w:rPr>
-                <w:sz w:val="17"/>
-              </w:rPr>
-              <w:t>2026-07-22 (</w:t>
-            </w:r>
-            <w:hyperlink r:id="rId39">
+              <w:t>Tape over the housing entrance (</w:t>
+            </w:r>
+            <w:hyperlink r:id="rId41">
               <w:r>
                 <w:rPr>
                   <w:color w:val="0563C1"/>
                   <w:sz w:val="17"/>
                   <w:u w:val="single"/>
                 </w:rPr>
-                <w:t xml:space="preserve">note</w:t>
+                <w:t xml:space="preserve">2026-07-08</w:t>
               </w:r>
             </w:hyperlink>
             <w:r>
               <w:rPr>
                 <w:sz w:val="17"/>
               </w:rPr>
-              <w:t>)</w:t>
-            </w:r>
-          </w:p>
-        </w:tc>
-        <w:tc>
-          <w:tcPr>
-            <w:tcW w:type="dxa" w:w="3240"/>
+              <w:t>).</w:t>
+            </w:r>
+          </w:p>
+        </w:tc>
+        <w:tc>
+          <w:tcPr>
+            <w:tcW w:type="dxa" w:w="1080"/>
           </w:tcPr>
           <w:p>
             <w:pPr>
@@ -15823,39 +16367,7 @@
               <w:rPr>
                 <w:sz w:val="17"/>
               </w:rPr>
-              <w:t>Release hook stuck open after more than 1,500 drops; the latch no longer re-engaged by itself. WD-40 did not help.</w:t>
-            </w:r>
-          </w:p>
-        </w:tc>
-        <w:tc>
-          <w:tcPr>
-            <w:tcW w:type="dxa" w:w="3312"/>
-          </w:tcPr>
-          <w:p>
-            <w:pPr>
-              <w:spacing w:after="20"/>
-            </w:pPr>
-            <w:r>
-              <w:rPr>
-                <w:sz w:val="17"/>
-              </w:rPr>
-              <w:t>Latch check in the pre-test inspection; keep the latch dry; never free the hook with the carriage unsupported.</w:t>
-            </w:r>
-          </w:p>
-        </w:tc>
-        <w:tc>
-          <w:tcPr>
-            <w:tcW w:type="dxa" w:w="1152"/>
-          </w:tcPr>
-          <w:p>
-            <w:pPr>
-              <w:spacing w:after="20"/>
-            </w:pPr>
-            <w:r>
-              <w:rPr>
-                <w:sz w:val="17"/>
-              </w:rPr>
-              <w:t>10, 14</w:t>
+              <w:t>9.3</w:t>
             </w:r>
           </w:p>
         </w:tc>
@@ -15863,7 +16375,7 @@
       <w:tr>
         <w:tc>
           <w:tcPr>
-            <w:tcW w:type="dxa" w:w="1656"/>
+            <w:tcW w:type="dxa" w:w="1728"/>
           </w:tcPr>
           <w:p>
             <w:pPr>
@@ -15873,9 +16385,255 @@
               <w:rPr>
                 <w:sz w:val="17"/>
               </w:rPr>
-              <w:t>2026-08-06 (</w:t>
-            </w:r>
-            <w:hyperlink r:id="rId37">
+              <w:t>2026-07-13 and 2026-07-15 (</w:t>
+            </w:r>
+            <w:hyperlink r:id="rId55">
+              <w:r>
+                <w:rPr>
+                  <w:color w:val="0563C1"/>
+                  <w:sz w:val="17"/>
+                  <w:u w:val="single"/>
+                </w:rPr>
+                <w:t xml:space="preserve">PR #82</w:t>
+              </w:r>
+            </w:hyperlink>
+            <w:r>
+              <w:rPr>
+                <w:sz w:val="17"/>
+              </w:rPr>
+              <w:t>)</w:t>
+            </w:r>
+          </w:p>
+        </w:tc>
+        <w:tc>
+          <w:tcPr>
+            <w:tcW w:type="dxa" w:w="3312"/>
+          </w:tcPr>
+          <w:p>
+            <w:pPr>
+              <w:spacing w:after="20"/>
+            </w:pPr>
+            <w:r>
+              <w:rPr>
+                <w:sz w:val="17"/>
+              </w:rPr>
+              <w:t>Low-range channels over full scale at 10 in; one latched the TP4 and stopped a 500-drop run at drop 256.</w:t>
+            </w:r>
+          </w:p>
+        </w:tc>
+        <w:tc>
+          <w:tcPr>
+            <w:tcW w:type="dxa" w:w="3240"/>
+          </w:tcPr>
+          <w:p>
+            <w:pPr>
+              <w:spacing w:after="20"/>
+            </w:pPr>
+            <w:r>
+              <w:rPr>
+                <w:sz w:val="17"/>
+              </w:rPr>
+              <w:t>Choose sensors and ranges for the expected peak; turn off unused channels.</w:t>
+            </w:r>
+          </w:p>
+        </w:tc>
+        <w:tc>
+          <w:tcPr>
+            <w:tcW w:type="dxa" w:w="1080"/>
+          </w:tcPr>
+          <w:p>
+            <w:pPr>
+              <w:spacing w:after="20"/>
+            </w:pPr>
+            <w:r>
+              <w:rPr>
+                <w:sz w:val="17"/>
+              </w:rPr>
+              <w:t>9.2, 11</w:t>
+            </w:r>
+          </w:p>
+        </w:tc>
+      </w:tr>
+      <w:tr>
+        <w:tc>
+          <w:tcPr>
+            <w:tcW w:type="dxa" w:w="1728"/>
+          </w:tcPr>
+          <w:p>
+            <w:pPr>
+              <w:spacing w:after="20"/>
+            </w:pPr>
+            <w:r>
+              <w:rPr>
+                <w:sz w:val="17"/>
+              </w:rPr>
+              <w:t>2026-07-22 (</w:t>
+            </w:r>
+            <w:hyperlink r:id="rId69">
+              <w:r>
+                <w:rPr>
+                  <w:color w:val="0563C1"/>
+                  <w:sz w:val="17"/>
+                  <w:u w:val="single"/>
+                </w:rPr>
+                <w:t xml:space="preserve">PR #86</w:t>
+              </w:r>
+            </w:hyperlink>
+            <w:r>
+              <w:rPr>
+                <w:sz w:val="17"/>
+              </w:rPr>
+              <w:t>)</w:t>
+            </w:r>
+          </w:p>
+        </w:tc>
+        <w:tc>
+          <w:tcPr>
+            <w:tcW w:type="dxa" w:w="3312"/>
+          </w:tcPr>
+          <w:p>
+            <w:pPr>
+              <w:spacing w:after="20"/>
+            </w:pPr>
+            <w:r>
+              <w:rPr>
+                <w:sz w:val="17"/>
+              </w:rPr>
+              <w:t>Release hook stuck open after more than 1,500 drops and did not re-engage the block. WD-40 did not fix it; a second lubrication did.</w:t>
+            </w:r>
+          </w:p>
+        </w:tc>
+        <w:tc>
+          <w:tcPr>
+            <w:tcW w:type="dxa" w:w="3240"/>
+          </w:tcPr>
+          <w:p>
+            <w:pPr>
+              <w:spacing w:after="20"/>
+            </w:pPr>
+            <w:r>
+              <w:rPr>
+                <w:sz w:val="17"/>
+              </w:rPr>
+              <w:t>Hook check before every raise; never close it by hand with the block unsupported.</w:t>
+            </w:r>
+          </w:p>
+        </w:tc>
+        <w:tc>
+          <w:tcPr>
+            <w:tcW w:type="dxa" w:w="1080"/>
+          </w:tcPr>
+          <w:p>
+            <w:pPr>
+              <w:spacing w:after="20"/>
+            </w:pPr>
+            <w:r>
+              <w:rPr>
+                <w:sz w:val="17"/>
+              </w:rPr>
+              <w:t>9.1, 10, 14</w:t>
+            </w:r>
+          </w:p>
+        </w:tc>
+      </w:tr>
+      <w:tr>
+        <w:tc>
+          <w:tcPr>
+            <w:tcW w:type="dxa" w:w="1728"/>
+          </w:tcPr>
+          <w:p>
+            <w:pPr>
+              <w:spacing w:after="20"/>
+            </w:pPr>
+            <w:r>
+              <w:rPr>
+                <w:sz w:val="17"/>
+              </w:rPr>
+              <w:t>2026-07-29 (</w:t>
+            </w:r>
+            <w:hyperlink r:id="rId54">
+              <w:r>
+                <w:rPr>
+                  <w:color w:val="0563C1"/>
+                  <w:sz w:val="17"/>
+                  <w:u w:val="single"/>
+                </w:rPr>
+                <w:t xml:space="preserve">PR #86</w:t>
+              </w:r>
+            </w:hyperlink>
+            <w:r>
+              <w:rPr>
+                <w:sz w:val="17"/>
+              </w:rPr>
+              <w:t>)</w:t>
+            </w:r>
+          </w:p>
+        </w:tc>
+        <w:tc>
+          <w:tcPr>
+            <w:tcW w:type="dxa" w:w="3312"/>
+          </w:tcPr>
+          <w:p>
+            <w:pPr>
+              <w:spacing w:after="20"/>
+            </w:pPr>
+            <w:r>
+              <w:rPr>
+                <w:sz w:val="17"/>
+              </w:rPr>
+              <w:t>A session's data were lost: sensors were not re-enabled after being disconnected and reconnected.</w:t>
+            </w:r>
+          </w:p>
+        </w:tc>
+        <w:tc>
+          <w:tcPr>
+            <w:tcW w:type="dxa" w:w="3240"/>
+          </w:tcPr>
+          <w:p>
+            <w:pPr>
+              <w:spacing w:after="20"/>
+            </w:pPr>
+            <w:r>
+              <w:rPr>
+                <w:sz w:val="17"/>
+              </w:rPr>
+              <w:t>Re-enable and check channels after any reconnection.</w:t>
+            </w:r>
+          </w:p>
+        </w:tc>
+        <w:tc>
+          <w:tcPr>
+            <w:tcW w:type="dxa" w:w="1080"/>
+          </w:tcPr>
+          <w:p>
+            <w:pPr>
+              <w:spacing w:after="20"/>
+            </w:pPr>
+            <w:r>
+              <w:rPr>
+                <w:sz w:val="17"/>
+              </w:rPr>
+              <w:t>11</w:t>
+            </w:r>
+          </w:p>
+        </w:tc>
+      </w:tr>
+      <w:tr>
+        <w:tc>
+          <w:tcPr>
+            <w:tcW w:type="dxa" w:w="1728"/>
+          </w:tcPr>
+          <w:p>
+            <w:pPr>
+              <w:spacing w:after="20"/>
+            </w:pPr>
+            <w:r>
+              <w:rPr>
+                <w:sz w:val="17"/>
+              </w:rPr>
+              <w:t>2026-07-30 (</w:t>
+            </w:r>
+            <w:hyperlink r:id="rId36">
               <w:r>
                 <w:rPr>
                   <w:color w:val="0563C1"/>
@@ -15895,6 +16653,22 @@
         </w:tc>
         <w:tc>
           <w:tcPr>
+            <w:tcW w:type="dxa" w:w="3312"/>
+          </w:tcPr>
+          <w:p>
+            <w:pPr>
+              <w:spacing w:after="20"/>
+            </w:pPr>
+            <w:r>
+              <w:rPr>
+                <w:sz w:val="17"/>
+              </w:rPr>
+              <w:t>A guide-rod locking pin was left in during mat changes and snapped when the block dropped.</w:t>
+            </w:r>
+          </w:p>
+        </w:tc>
+        <w:tc>
+          <w:tcPr>
             <w:tcW w:type="dxa" w:w="3240"/>
           </w:tcPr>
           <w:p>
@@ -15905,13 +16679,13 @@
               <w:rPr>
                 <w:sz w:val="17"/>
               </w:rPr>
-              <w:t>A drop pin broke. Rail friction cut impact speed to 79 to 86 % of free fall.</w:t>
-            </w:r>
-          </w:p>
-        </w:tc>
-        <w:tc>
-          <w:tcPr>
-            <w:tcW w:type="dxa" w:w="3312"/>
+              <w:t>Pins counted back into their housing before the key goes in; two-person check.</w:t>
+            </w:r>
+          </w:p>
+        </w:tc>
+        <w:tc>
+          <w:tcPr>
+            <w:tcW w:type="dxa" w:w="1080"/>
           </w:tcPr>
           <w:p>
             <w:pPr>
@@ -15921,29 +16695,47 @@
               <w:rPr>
                 <w:sz w:val="17"/>
               </w:rPr>
-              <w:t>Inspect drop pins and guide rods; clean and grease the rods (</w:t>
-            </w:r>
-            <w:hyperlink r:id="rId25">
+              <w:t>7.1, 7.2</w:t>
+            </w:r>
+          </w:p>
+        </w:tc>
+      </w:tr>
+      <w:tr>
+        <w:tc>
+          <w:tcPr>
+            <w:tcW w:type="dxa" w:w="1728"/>
+          </w:tcPr>
+          <w:p>
+            <w:pPr>
+              <w:spacing w:after="20"/>
+            </w:pPr>
+            <w:r>
+              <w:rPr>
+                <w:sz w:val="17"/>
+              </w:rPr>
+              <w:t>2026-08-04 (</w:t>
+            </w:r>
+            <w:hyperlink r:id="rId17">
               <w:r>
                 <w:rPr>
                   <w:color w:val="0563C1"/>
                   <w:sz w:val="17"/>
                   <w:u w:val="single"/>
                 </w:rPr>
-                <w:t xml:space="preserve">follow-up</w:t>
+                <w:t xml:space="preserve">issue #92</w:t>
               </w:r>
             </w:hyperlink>
             <w:r>
               <w:rPr>
                 <w:sz w:val="17"/>
               </w:rPr>
-              <w:t>).</w:t>
-            </w:r>
-          </w:p>
-        </w:tc>
-        <w:tc>
-          <w:tcPr>
-            <w:tcW w:type="dxa" w:w="1152"/>
+              <w:t>)</w:t>
+            </w:r>
+          </w:p>
+        </w:tc>
+        <w:tc>
+          <w:tcPr>
+            <w:tcW w:type="dxa" w:w="3312"/>
           </w:tcPr>
           <w:p>
             <w:pPr>
@@ -15953,7 +16745,39 @@
               <w:rPr>
                 <w:sz w:val="17"/>
               </w:rPr>
-              <w:t>10</w:t>
+              <w:t>A second pin broke. The tower ran with its pins out of their housing because the safety was not set up properly. Console tagged "Do not operate" and use halted until 2026-08-05.</w:t>
+            </w:r>
+          </w:p>
+        </w:tc>
+        <w:tc>
+          <w:tcPr>
+            <w:tcW w:type="dxa" w:w="3240"/>
+          </w:tcPr>
+          <w:p>
+            <w:pPr>
+              <w:spacing w:after="20"/>
+            </w:pPr>
+            <w:r>
+              <w:rPr>
+                <w:sz w:val="17"/>
+              </w:rPr>
+              <w:t>Interlock check (key and pins) at the start of every session.</w:t>
+            </w:r>
+          </w:p>
+        </w:tc>
+        <w:tc>
+          <w:tcPr>
+            <w:tcW w:type="dxa" w:w="1080"/>
+          </w:tcPr>
+          <w:p>
+            <w:pPr>
+              <w:spacing w:after="20"/>
+            </w:pPr>
+            <w:r>
+              <w:rPr>
+                <w:sz w:val="17"/>
+              </w:rPr>
+              <w:t>7.1, 10</w:t>
             </w:r>
           </w:p>
         </w:tc>
@@ -15961,7 +16785,7 @@
       <w:tr>
         <w:tc>
           <w:tcPr>
-            <w:tcW w:type="dxa" w:w="1656"/>
+            <w:tcW w:type="dxa" w:w="1728"/>
           </w:tcPr>
           <w:p>
             <w:pPr>
@@ -15973,14 +16797,14 @@
               </w:rPr>
               <w:t>2026-08-18 (</w:t>
             </w:r>
-            <w:hyperlink r:id="rId40">
+            <w:hyperlink r:id="rId70">
               <w:r>
                 <w:rPr>
                   <w:color w:val="0563C1"/>
                   <w:sz w:val="17"/>
                   <w:u w:val="single"/>
                 </w:rPr>
-                <w:t xml:space="preserve">check</w:t>
+                <w:t xml:space="preserve">PR #86</w:t>
               </w:r>
             </w:hyperlink>
             <w:r>
@@ -15993,6 +16817,22 @@
         </w:tc>
         <w:tc>
           <w:tcPr>
+            <w:tcW w:type="dxa" w:w="3312"/>
+          </w:tcPr>
+          <w:p>
+            <w:pPr>
+              <w:spacing w:after="20"/>
+            </w:pPr>
+            <w:r>
+              <w:rPr>
+                <w:sz w:val="17"/>
+              </w:rPr>
+              <w:t>TP4 settings were cleared and had to be re-entered.</w:t>
+            </w:r>
+          </w:p>
+        </w:tc>
+        <w:tc>
+          <w:tcPr>
             <w:tcW w:type="dxa" w:w="3240"/>
           </w:tcPr>
           <w:p>
@@ -16003,29 +16843,13 @@
               <w:rPr>
                 <w:sz w:val="17"/>
               </w:rPr>
-              <w:t>TP4 settings were reset and had to be re-entered.</w:t>
-            </w:r>
-          </w:p>
-        </w:tc>
-        <w:tc>
-          <w:tcPr>
-            <w:tcW w:type="dxa" w:w="3312"/>
-          </w:tcPr>
-          <w:p>
-            <w:pPr>
-              <w:spacing w:after="20"/>
-            </w:pPr>
-            <w:r>
-              <w:rPr>
-                <w:sz w:val="17"/>
-              </w:rPr>
               <w:t>Compare settings with the reference screen every session.</w:t>
             </w:r>
           </w:p>
         </w:tc>
         <w:tc>
           <w:tcPr>
-            <w:tcW w:type="dxa" w:w="1152"/>
+            <w:tcW w:type="dxa" w:w="1080"/>
           </w:tcPr>
           <w:p>
             <w:pPr>
@@ -16043,7 +16867,7 @@
       <w:tr>
         <w:tc>
           <w:tcPr>
-            <w:tcW w:type="dxa" w:w="1656"/>
+            <w:tcW w:type="dxa" w:w="1728"/>
           </w:tcPr>
           <w:p>
             <w:pPr>
@@ -16075,6 +16899,22 @@
         </w:tc>
         <w:tc>
           <w:tcPr>
+            <w:tcW w:type="dxa" w:w="3312"/>
+          </w:tcPr>
+          <w:p>
+            <w:pPr>
+              <w:spacing w:after="20"/>
+            </w:pPr>
+            <w:r>
+              <w:rPr>
+                <w:sz w:val="17"/>
+              </w:rPr>
+              <w:t>CH5 cable intermittent for an hour, then broke at the connector. Drop tower use halted.</w:t>
+            </w:r>
+          </w:p>
+        </w:tc>
+        <w:tc>
+          <w:tcPr>
             <w:tcW w:type="dxa" w:w="3240"/>
           </w:tcPr>
           <w:p>
@@ -16085,13 +16925,13 @@
               <w:rPr>
                 <w:sz w:val="17"/>
               </w:rPr>
-              <w:t>CH5 cable intermittent for an hour, then broke at the connector. Drop tower use halted.</w:t>
-            </w:r>
-          </w:p>
-        </w:tc>
-        <w:tc>
-          <w:tcPr>
-            <w:tcW w:type="dxa" w:w="3312"/>
+              <w:t>Cable routing with strain relief at both ends; slow-raise check; cable inspection after every drop; stop on missing impacts.</w:t>
+            </w:r>
+          </w:p>
+        </w:tc>
+        <w:tc>
+          <w:tcPr>
+            <w:tcW w:type="dxa" w:w="1080"/>
           </w:tcPr>
           <w:p>
             <w:pPr>
@@ -16101,23 +16941,7 @@
               <w:rPr>
                 <w:sz w:val="17"/>
               </w:rPr>
-              <w:t>Cable routing with strain relief at both ends; slow-raise check; cable inspection after every drop; stop on missing impacts.</w:t>
-            </w:r>
-          </w:p>
-        </w:tc>
-        <w:tc>
-          <w:tcPr>
-            <w:tcW w:type="dxa" w:w="1152"/>
-          </w:tcPr>
-          <w:p>
-            <w:pPr>
-              <w:spacing w:after="20"/>
-            </w:pPr>
-            <w:r>
-              <w:rPr>
-                <w:sz w:val="17"/>
-              </w:rPr>
-              <w:t>9.4, 15, 13</w:t>
+              <w:t>9.4, 13, 15</w:t>
             </w:r>
           </w:p>
         </w:tc>
@@ -16125,7 +16949,7 @@
       <w:tr>
         <w:tc>
           <w:tcPr>
-            <w:tcW w:type="dxa" w:w="1656"/>
+            <w:tcW w:type="dxa" w:w="1728"/>
           </w:tcPr>
           <w:p>
             <w:pPr>
@@ -16143,7 +16967,7 @@
         </w:tc>
         <w:tc>
           <w:tcPr>
-            <w:tcW w:type="dxa" w:w="3240"/>
+            <w:tcW w:type="dxa" w:w="3312"/>
           </w:tcPr>
           <w:p>
             <w:pPr>
@@ -16161,7 +16985,7 @@
         </w:tc>
         <w:tc>
           <w:tcPr>
-            <w:tcW w:type="dxa" w:w="3312"/>
+            <w:tcW w:type="dxa" w:w="3240"/>
           </w:tcPr>
           <w:p>
             <w:pPr>
@@ -16179,7 +17003,7 @@
         </w:tc>
         <w:tc>
           <w:tcPr>
-            <w:tcW w:type="dxa" w:w="1152"/>
+            <w:tcW w:type="dxa" w:w="1080"/>
           </w:tcPr>
           <w:p>
             <w:pPr>
@@ -16311,15 +17135,41 @@
       </w:pPr>
       <w:r>
         <w:rPr/>
-        <w:t xml:space="preserve">Training walkthrough video: </w:t>
-      </w:r>
-      <w:hyperlink r:id="rId51">
+        <w:t xml:space="preserve">Videos: </w:t>
+      </w:r>
+      <w:hyperlink r:id="rId71">
         <w:r>
           <w:rPr>
             <w:color w:val="0563C1"/>
             <w:u w:val="single"/>
           </w:rPr>
-          <w:t xml:space="preserve">youtu.be/RNjpAmWWmkQ</w:t>
+          <w:t xml:space="preserve">training walkthrough</w:t>
+        </w:r>
+      </w:hyperlink>
+      <w:r>
+        <w:rPr/>
+        <w:t xml:space="preserve"> (Jeffrey Hill), </w:t>
+      </w:r>
+      <w:hyperlink r:id="rId72">
+        <w:r>
+          <w:rPr>
+            <w:color w:val="0563C1"/>
+            <w:u w:val="single"/>
+          </w:rPr>
+          <w:t xml:space="preserve">automatic drop setup</w:t>
+        </w:r>
+      </w:hyperlink>
+      <w:r>
+        <w:rPr/>
+        <w:t xml:space="preserve">, </w:t>
+      </w:r>
+      <w:hyperlink r:id="rId73">
+        <w:r>
+          <w:rPr>
+            <w:color w:val="0563C1"/>
+            <w:u w:val="single"/>
+          </w:rPr>
+          <w:t xml:space="preserve">TP4 databases</w:t>
         </w:r>
       </w:hyperlink>
       <w:r>
@@ -17049,15 +17899,7 @@
               <w:rPr>
                 <w:sz w:val="20"/>
               </w:rPr>
-              <w:t xml:space="preserve">Jinkwan </w:t>
-            </w:r>
-            <w:r>
-              <w:rPr>
-                <w:b w:val="0"/>
-                <w:sz w:val="20"/>
-                <w:highlight w:val="lightGray"/>
-              </w:rPr>
-              <w:t>[last name]</w:t>
+              <w:t>Jinkwan Han</w:t>
             </w:r>
           </w:p>
         </w:tc>
@@ -17325,7 +18167,7 @@
               <w:rPr>
                 <w:sz w:val="19"/>
               </w:rPr>
-              <w:t>Claude Code, for M. Madsen and Jinkwan</w:t>
+              <w:t>Claude Code, for M. Madsen and J. Han</w:t>
             </w:r>
           </w:p>
         </w:tc>
@@ -19963,7 +20805,7 @@
         <w:rPr/>
         <w:t xml:space="preserve">Drop-test protocol and troubleshooting: </w:t>
       </w:r>
-      <w:hyperlink r:id="rId27">
+      <w:hyperlink r:id="rId29">
         <w:r>
           <w:rPr>
             <w:color w:val="0563C1"/>
@@ -19976,7 +20818,7 @@
         <w:rPr/>
         <w:t xml:space="preserve">, </w:t>
       </w:r>
-      <w:hyperlink r:id="rId39">
+      <w:hyperlink r:id="rId62">
         <w:r>
           <w:rPr>
             <w:color w:val="0563C1"/>
@@ -19998,7 +20840,7 @@
         <w:rPr/>
         <w:t xml:space="preserve">Lansmont M23 notes and data sheets: </w:t>
       </w:r>
-      <w:hyperlink r:id="rId20">
+      <w:hyperlink r:id="rId21">
         <w:r>
           <w:rPr>
             <w:color w:val="0563C1"/>
@@ -20011,7 +20853,7 @@
         <w:rPr/>
         <w:t xml:space="preserve">, </w:t>
       </w:r>
-      <w:hyperlink r:id="rId52">
+      <w:hyperlink r:id="rId74">
         <w:r>
           <w:rPr>
             <w:color w:val="0563C1"/>
@@ -20033,7 +20875,7 @@
         <w:rPr/>
         <w:t xml:space="preserve">Campaign records and analyses (per-run READMEs, incidents, settings): </w:t>
       </w:r>
-      <w:hyperlink r:id="rId23">
+      <w:hyperlink r:id="rId24">
         <w:r>
           <w:rPr>
             <w:color w:val="0563C1"/>
@@ -20055,7 +20897,7 @@
         <w:rPr/>
         <w:t xml:space="preserve">TP4 settings check: </w:t>
       </w:r>
-      <w:hyperlink r:id="rId40">
+      <w:hyperlink r:id="rId56">
         <w:r>
           <w:rPr>
             <w:color w:val="0563C1"/>
@@ -20077,7 +20919,7 @@
         <w:rPr/>
         <w:t xml:space="preserve">Rebound and brake catch: </w:t>
       </w:r>
-      <w:hyperlink r:id="rId43">
+      <w:hyperlink r:id="rId59">
         <w:r>
           <w:rPr>
             <w:color w:val="0563C1"/>
@@ -20121,7 +20963,7 @@
         <w:rPr/>
         <w:t xml:space="preserve">Photo provenance for Figure 3: </w:t>
       </w:r>
-      <w:hyperlink r:id="rId53">
+      <w:hyperlink r:id="rId75">
         <w:r>
           <w:rPr>
             <w:color w:val="0563C1"/>
